--- a/7- Annexes 7 - Epreuve E5 - BTS SIO 2026-2.docx
+++ b/7- Annexes 7 - Epreuve E5 - BTS SIO 2026-2.docx
@@ -2934,13 +2934,23 @@
         </w:rPr>
         <w:t xml:space="preserve">de la cheffe ou du </w:t>
       </w:r>
+      <w:proofErr w:type="spellStart"/>
       <w:r>
         <w:rPr>
           <w:rFonts w:ascii="Arial" w:hAnsi="Arial"/>
           <w:sz w:val="20"/>
           <w:szCs w:val="20"/>
         </w:rPr>
-        <w:t>du chef d’établissement à une date fixée par</w:t>
+        <w:t>du</w:t>
+      </w:r>
+      <w:proofErr w:type="spellEnd"/>
+      <w:r>
+        <w:rPr>
+          <w:rFonts w:ascii="Arial" w:hAnsi="Arial"/>
+          <w:sz w:val="20"/>
+          <w:szCs w:val="20"/>
+        </w:rPr>
+        <w:t xml:space="preserve"> chef d’établissement à une date fixée par</w:t>
       </w:r>
       <w:r>
         <w:rPr>
@@ -3888,12 +3898,21 @@
                 <w:sz w:val="20"/>
               </w:rPr>
             </w:pPr>
-            <w:r>
-              <w:rPr>
-                <w:rFonts w:ascii="Arial" w:hAnsi="Arial" w:cs="Arial"/>
-                <w:sz w:val="20"/>
-              </w:rPr>
-              <w:t>Mediaschool / IRIS Nice</w:t>
+            <w:proofErr w:type="spellStart"/>
+            <w:r>
+              <w:rPr>
+                <w:rFonts w:ascii="Arial" w:hAnsi="Arial" w:cs="Arial"/>
+                <w:sz w:val="20"/>
+              </w:rPr>
+              <w:t>Mediaschool</w:t>
+            </w:r>
+            <w:proofErr w:type="spellEnd"/>
+            <w:r>
+              <w:rPr>
+                <w:rFonts w:ascii="Arial" w:hAnsi="Arial" w:cs="Arial"/>
+                <w:sz w:val="20"/>
+              </w:rPr>
+              <w:t xml:space="preserve"> / IRIS Nice</w:t>
             </w:r>
           </w:p>
         </w:tc>
@@ -3980,8 +3999,54 @@
                 <w:sz w:val="20"/>
                 <w:szCs w:val="24"/>
               </w:rPr>
-              <w:t>Configuration de Grafana, Prometheus et Dokuwiki via Traefik</w:t>
-            </w:r>
+              <w:t xml:space="preserve">Configuration de </w:t>
+            </w:r>
+            <w:proofErr w:type="spellStart"/>
+            <w:r>
+              <w:rPr>
+                <w:bCs/>
+                <w:sz w:val="20"/>
+                <w:szCs w:val="24"/>
+              </w:rPr>
+              <w:t>Grafana</w:t>
+            </w:r>
+            <w:proofErr w:type="spellEnd"/>
+            <w:r>
+              <w:rPr>
+                <w:bCs/>
+                <w:sz w:val="20"/>
+                <w:szCs w:val="24"/>
+              </w:rPr>
+              <w:t xml:space="preserve">, Prometheus et </w:t>
+            </w:r>
+            <w:proofErr w:type="spellStart"/>
+            <w:r>
+              <w:rPr>
+                <w:bCs/>
+                <w:sz w:val="20"/>
+                <w:szCs w:val="24"/>
+              </w:rPr>
+              <w:t>Dokuwiki</w:t>
+            </w:r>
+            <w:proofErr w:type="spellEnd"/>
+            <w:r>
+              <w:rPr>
+                <w:bCs/>
+                <w:sz w:val="20"/>
+                <w:szCs w:val="24"/>
+              </w:rPr>
+              <w:t xml:space="preserve"> via </w:t>
+            </w:r>
+            <w:proofErr w:type="spellStart"/>
+            <w:r>
+              <w:rPr>
+                <w:bCs/>
+                <w:sz w:val="20"/>
+                <w:szCs w:val="24"/>
+              </w:rPr>
+              <w:t>Traefik</w:t>
+            </w:r>
+            <w:proofErr w:type="spellEnd"/>
           </w:p>
         </w:tc>
       </w:tr>
@@ -4064,13 +4129,23 @@
               </w:rPr>
               <w:t xml:space="preserve"> </w:t>
             </w:r>
+            <w:proofErr w:type="spellStart"/>
             <w:r>
               <w:rPr>
                 <w:bCs/>
                 <w:sz w:val="20"/>
                 <w:szCs w:val="24"/>
               </w:rPr>
-              <w:t>Mediaschool / IRIS Nice</w:t>
+              <w:t>Mediaschool</w:t>
+            </w:r>
+            <w:proofErr w:type="spellEnd"/>
+            <w:r>
+              <w:rPr>
+                <w:bCs/>
+                <w:sz w:val="20"/>
+                <w:szCs w:val="24"/>
+              </w:rPr>
+              <w:t xml:space="preserve"> / IRIS Nice</w:t>
             </w:r>
           </w:p>
           <w:p>
@@ -4605,7 +4680,61 @@
                 <w:bCs/>
                 <w:sz w:val="20"/>
               </w:rPr>
-              <w:t>L’infrastructure réseau de l’école et Active Directory ont déjà été installés. Il est désormais attendu d’installer des services (Grafana, Prometheus, Dokuwiki) via un point d’accès central grâce au reverse proxy Traefik.</w:t>
+              <w:t>L’infrastructure réseau de l’école et Active Directory ont déjà été installés. Il est désormais attendu d’installer des services (</w:t>
+            </w:r>
+            <w:proofErr w:type="spellStart"/>
+            <w:r>
+              <w:rPr>
+                <w:rFonts w:ascii="Arial" w:hAnsi="Arial" w:cs="Arial"/>
+                <w:bCs/>
+                <w:sz w:val="20"/>
+              </w:rPr>
+              <w:t>Grafana</w:t>
+            </w:r>
+            <w:proofErr w:type="spellEnd"/>
+            <w:r>
+              <w:rPr>
+                <w:rFonts w:ascii="Arial" w:hAnsi="Arial" w:cs="Arial"/>
+                <w:bCs/>
+                <w:sz w:val="20"/>
+              </w:rPr>
+              <w:t xml:space="preserve">, Prometheus, </w:t>
+            </w:r>
+            <w:proofErr w:type="spellStart"/>
+            <w:r>
+              <w:rPr>
+                <w:rFonts w:ascii="Arial" w:hAnsi="Arial" w:cs="Arial"/>
+                <w:bCs/>
+                <w:sz w:val="20"/>
+              </w:rPr>
+              <w:t>Dokuwiki</w:t>
+            </w:r>
+            <w:proofErr w:type="spellEnd"/>
+            <w:r>
+              <w:rPr>
+                <w:rFonts w:ascii="Arial" w:hAnsi="Arial" w:cs="Arial"/>
+                <w:bCs/>
+                <w:sz w:val="20"/>
+              </w:rPr>
+              <w:t xml:space="preserve">) via un point d’accès central grâce au reverse proxy </w:t>
+            </w:r>
+            <w:proofErr w:type="spellStart"/>
+            <w:r>
+              <w:rPr>
+                <w:rFonts w:ascii="Arial" w:hAnsi="Arial" w:cs="Arial"/>
+                <w:bCs/>
+                <w:sz w:val="20"/>
+              </w:rPr>
+              <w:t>Traefik</w:t>
+            </w:r>
+            <w:proofErr w:type="spellEnd"/>
+            <w:r>
+              <w:rPr>
+                <w:rFonts w:ascii="Arial" w:hAnsi="Arial" w:cs="Arial"/>
+                <w:bCs/>
+                <w:sz w:val="20"/>
+              </w:rPr>
+              <w:t>.</w:t>
             </w:r>
           </w:p>
         </w:tc>
@@ -4702,8 +4831,36 @@
                 <w:bCs/>
                 <w:sz w:val="20"/>
               </w:rPr>
-              <w:t>mprendre le fonctionnement des différents services (installation et accès à Traefik, Grafana</w:t>
-            </w:r>
+              <w:t xml:space="preserve">mprendre le fonctionnement des différents services (installation et accès à </w:t>
+            </w:r>
+            <w:proofErr w:type="spellStart"/>
+            <w:r>
+              <w:rPr>
+                <w:rFonts w:ascii="Arial" w:hAnsi="Arial" w:cs="Arial"/>
+                <w:bCs/>
+                <w:sz w:val="20"/>
+              </w:rPr>
+              <w:t>Traefik</w:t>
+            </w:r>
+            <w:proofErr w:type="spellEnd"/>
+            <w:r>
+              <w:rPr>
+                <w:rFonts w:ascii="Arial" w:hAnsi="Arial" w:cs="Arial"/>
+                <w:bCs/>
+                <w:sz w:val="20"/>
+              </w:rPr>
+              <w:t xml:space="preserve">, </w:t>
+            </w:r>
+            <w:proofErr w:type="spellStart"/>
+            <w:r>
+              <w:rPr>
+                <w:rFonts w:ascii="Arial" w:hAnsi="Arial" w:cs="Arial"/>
+                <w:bCs/>
+                <w:sz w:val="20"/>
+              </w:rPr>
+              <w:t>Grafana</w:t>
+            </w:r>
+            <w:proofErr w:type="spellEnd"/>
             <w:r>
               <w:rPr>
                 <w:rFonts w:ascii="Arial" w:hAnsi="Arial" w:cs="Arial"/>
@@ -4718,7 +4875,25 @@
                 <w:bCs/>
                 <w:sz w:val="20"/>
               </w:rPr>
-              <w:t xml:space="preserve"> Prometheus, Dokuwiki)</w:t>
+              <w:t xml:space="preserve"> Prometheus, </w:t>
+            </w:r>
+            <w:proofErr w:type="spellStart"/>
+            <w:r>
+              <w:rPr>
+                <w:rFonts w:ascii="Arial" w:hAnsi="Arial" w:cs="Arial"/>
+                <w:bCs/>
+                <w:sz w:val="20"/>
+              </w:rPr>
+              <w:t>Dokuwiki</w:t>
+            </w:r>
+            <w:proofErr w:type="spellEnd"/>
+            <w:r>
+              <w:rPr>
+                <w:rFonts w:ascii="Arial" w:hAnsi="Arial" w:cs="Arial"/>
+                <w:bCs/>
+                <w:sz w:val="20"/>
+              </w:rPr>
+              <w:t>)</w:t>
             </w:r>
             <w:r>
               <w:rPr>
@@ -4734,8 +4909,54 @@
                 <w:bCs/>
                 <w:sz w:val="20"/>
               </w:rPr>
-              <w:t>IT-connect pour installer sudo et me connecter en ssh</w:t>
-            </w:r>
+              <w:t>IT-</w:t>
+            </w:r>
+            <w:proofErr w:type="spellStart"/>
+            <w:r>
+              <w:rPr>
+                <w:rFonts w:ascii="Arial" w:hAnsi="Arial" w:cs="Arial"/>
+                <w:bCs/>
+                <w:sz w:val="20"/>
+              </w:rPr>
+              <w:t>connect</w:t>
+            </w:r>
+            <w:proofErr w:type="spellEnd"/>
+            <w:r>
+              <w:rPr>
+                <w:rFonts w:ascii="Arial" w:hAnsi="Arial" w:cs="Arial"/>
+                <w:bCs/>
+                <w:sz w:val="20"/>
+              </w:rPr>
+              <w:t xml:space="preserve"> pour installer </w:t>
+            </w:r>
+            <w:proofErr w:type="spellStart"/>
+            <w:r>
+              <w:rPr>
+                <w:rFonts w:ascii="Arial" w:hAnsi="Arial" w:cs="Arial"/>
+                <w:bCs/>
+                <w:sz w:val="20"/>
+              </w:rPr>
+              <w:t>sudo</w:t>
+            </w:r>
+            <w:proofErr w:type="spellEnd"/>
+            <w:r>
+              <w:rPr>
+                <w:rFonts w:ascii="Arial" w:hAnsi="Arial" w:cs="Arial"/>
+                <w:bCs/>
+                <w:sz w:val="20"/>
+              </w:rPr>
+              <w:t xml:space="preserve"> et me connecter en </w:t>
+            </w:r>
+            <w:proofErr w:type="spellStart"/>
+            <w:r>
+              <w:rPr>
+                <w:rFonts w:ascii="Arial" w:hAnsi="Arial" w:cs="Arial"/>
+                <w:bCs/>
+                <w:sz w:val="20"/>
+              </w:rPr>
+              <w:t>ssh</w:t>
+            </w:r>
+            <w:proofErr w:type="spellEnd"/>
             <w:r>
               <w:rPr>
                 <w:rFonts w:ascii="Arial" w:hAnsi="Arial" w:cs="Arial"/>
@@ -4929,8 +5150,18 @@
                 <w:bCs/>
                 <w:sz w:val="20"/>
               </w:rPr>
-              <w:t>e Webvirtcloud</w:t>
-            </w:r>
+              <w:t xml:space="preserve">e </w:t>
+            </w:r>
+            <w:proofErr w:type="spellStart"/>
+            <w:r>
+              <w:rPr>
+                <w:rFonts w:ascii="Arial" w:hAnsi="Arial" w:cs="Arial"/>
+                <w:bCs/>
+                <w:sz w:val="20"/>
+              </w:rPr>
+              <w:t>Webvirtcloud</w:t>
+            </w:r>
+            <w:proofErr w:type="spellEnd"/>
             <w:r>
               <w:rPr>
                 <w:rFonts w:ascii="Arial" w:hAnsi="Arial" w:cs="Arial"/>
@@ -4961,7 +5192,25 @@
                 <w:bCs/>
                 <w:sz w:val="20"/>
               </w:rPr>
-              <w:t>, WinSCP pour le transfert de fichiers.</w:t>
+              <w:t xml:space="preserve">, </w:t>
+            </w:r>
+            <w:proofErr w:type="spellStart"/>
+            <w:r>
+              <w:rPr>
+                <w:rFonts w:ascii="Arial" w:hAnsi="Arial" w:cs="Arial"/>
+                <w:bCs/>
+                <w:sz w:val="20"/>
+              </w:rPr>
+              <w:t>WinSCP</w:t>
+            </w:r>
+            <w:proofErr w:type="spellEnd"/>
+            <w:r>
+              <w:rPr>
+                <w:rFonts w:ascii="Arial" w:hAnsi="Arial" w:cs="Arial"/>
+                <w:bCs/>
+                <w:sz w:val="20"/>
+              </w:rPr>
+              <w:t xml:space="preserve"> pour le transfert de fichiers.</w:t>
             </w:r>
             <w:r>
               <w:rPr>
@@ -5001,7 +5250,43 @@
                 <w:bCs/>
                 <w:sz w:val="20"/>
               </w:rPr>
-              <w:t>, Traefik, Grafana, Prometheus</w:t>
+              <w:t xml:space="preserve">, </w:t>
+            </w:r>
+            <w:proofErr w:type="spellStart"/>
+            <w:r>
+              <w:rPr>
+                <w:rFonts w:ascii="Arial" w:hAnsi="Arial" w:cs="Arial"/>
+                <w:bCs/>
+                <w:sz w:val="20"/>
+              </w:rPr>
+              <w:t>Traefik</w:t>
+            </w:r>
+            <w:proofErr w:type="spellEnd"/>
+            <w:r>
+              <w:rPr>
+                <w:rFonts w:ascii="Arial" w:hAnsi="Arial" w:cs="Arial"/>
+                <w:bCs/>
+                <w:sz w:val="20"/>
+              </w:rPr>
+              <w:t xml:space="preserve">, </w:t>
+            </w:r>
+            <w:proofErr w:type="spellStart"/>
+            <w:r>
+              <w:rPr>
+                <w:rFonts w:ascii="Arial" w:hAnsi="Arial" w:cs="Arial"/>
+                <w:bCs/>
+                <w:sz w:val="20"/>
+              </w:rPr>
+              <w:t>Grafana</w:t>
+            </w:r>
+            <w:proofErr w:type="spellEnd"/>
+            <w:r>
+              <w:rPr>
+                <w:rFonts w:ascii="Arial" w:hAnsi="Arial" w:cs="Arial"/>
+                <w:bCs/>
+                <w:sz w:val="20"/>
+              </w:rPr>
+              <w:t>, Prometheus</w:t>
             </w:r>
             <w:r>
               <w:rPr>
@@ -5011,6 +5296,7 @@
               </w:rPr>
               <w:t xml:space="preserve"> et </w:t>
             </w:r>
+            <w:proofErr w:type="spellStart"/>
             <w:r>
               <w:rPr>
                 <w:rFonts w:ascii="Arial" w:hAnsi="Arial" w:cs="Arial"/>
@@ -5019,6 +5305,7 @@
               </w:rPr>
               <w:t>Dokuwiki</w:t>
             </w:r>
+            <w:proofErr w:type="spellEnd"/>
             <w:r>
               <w:rPr>
                 <w:rFonts w:ascii="Arial" w:hAnsi="Arial" w:cs="Arial"/>
@@ -5140,6 +5427,32 @@
               </w:rPr>
               <w:footnoteReference w:id="4"/>
             </w:r>
+          </w:p>
+          <w:p>
+            <w:pPr>
+              <w:snapToGrid w:val="0"/>
+              <w:jc w:val="both"/>
+              <w:rPr>
+                <w:rFonts w:ascii="Arial" w:hAnsi="Arial" w:cs="Arial"/>
+                <w:b/>
+                <w:bCs/>
+                <w:sz w:val="20"/>
+                <w:szCs w:val="20"/>
+              </w:rPr>
+            </w:pPr>
+            <w:hyperlink r:id="rId11" w:history="1">
+              <w:r>
+                <w:rPr>
+                  <w:rStyle w:val="Lienhypertexte"/>
+                  <w:rFonts w:ascii="Arial" w:hAnsi="Arial" w:cs="Arial"/>
+                  <w:b/>
+                  <w:bCs/>
+                  <w:sz w:val="20"/>
+                  <w:szCs w:val="20"/>
+                </w:rPr>
+                <w:t>https://github.com/JulienMarcucci/RP_Traefik</w:t>
+              </w:r>
+            </w:hyperlink>
           </w:p>
         </w:tc>
       </w:tr>
@@ -5533,7 +5846,7 @@
                           <pic:cNvPicPr/>
                         </pic:nvPicPr>
                         <pic:blipFill>
-                          <a:blip r:embed="rId11">
+                          <a:blip r:embed="rId12">
                             <a:extLst>
                               <a:ext uri="{28A0092B-C50C-407E-A947-70E740481C1C}">
                                 <a14:useLocalDpi xmlns:a14="http://schemas.microsoft.com/office/drawing/2010/main" val="0"/>
@@ -5601,7 +5914,7 @@
                           <pic:cNvPicPr/>
                         </pic:nvPicPr>
                         <pic:blipFill>
-                          <a:blip r:embed="rId12">
+                          <a:blip r:embed="rId13">
                             <a:extLst>
                               <a:ext uri="{28A0092B-C50C-407E-A947-70E740481C1C}">
                                 <a14:useLocalDpi xmlns:a14="http://schemas.microsoft.com/office/drawing/2010/main" val="0"/>
@@ -5628,6 +5941,26 @@
               </w:drawing>
             </w:r>
           </w:p>
+          <w:p>
+            <w:pPr>
+              <w:snapToGrid w:val="0"/>
+              <w:spacing w:line="276" w:lineRule="auto"/>
+              <w:jc w:val="center"/>
+            </w:pPr>
+          </w:p>
+          <w:p>
+            <w:pPr>
+              <w:snapToGrid w:val="0"/>
+              <w:spacing w:line="276" w:lineRule="auto"/>
+              <w:jc w:val="center"/>
+            </w:pPr>
+          </w:p>
+          <w:p>
+            <w:pPr>
+              <w:snapToGrid w:val="0"/>
+              <w:spacing w:line="276" w:lineRule="auto"/>
+            </w:pPr>
+          </w:p>
         </w:tc>
       </w:tr>
     </w:tbl>
@@ -5688,6 +6021,7 @@
                 <w:sz w:val="22"/>
                 <w:szCs w:val="22"/>
               </w:rPr>
+              <w:lastRenderedPageBreak/>
               <w:t xml:space="preserve">BTS </w:t>
             </w:r>
             <w:r>
@@ -5842,7 +6176,6 @@
                 <w:sz w:val="22"/>
                 <w:szCs w:val="22"/>
               </w:rPr>
-              <w:lastRenderedPageBreak/>
               <w:t xml:space="preserve">ANNEXE 7-1-B : </w:t>
             </w:r>
             <w:r>
@@ -12825,7 +13158,7 @@
           <w:szCs w:val="22"/>
         </w:rPr>
         <w:sectPr>
-          <w:footerReference w:type="default" r:id="rId13"/>
+          <w:footerReference w:type="default" r:id="rId14"/>
           <w:pgSz w:w="11900" w:h="16840"/>
           <w:pgMar w:top="851" w:right="1134" w:bottom="851" w:left="1134" w:header="709" w:footer="709" w:gutter="0"/>
           <w:cols w:space="708"/>
@@ -32861,6 +33194,7 @@
               </w:rPr>
               <w:t>Exploiter les ressources du cadre applicatif (</w:t>
             </w:r>
+            <w:proofErr w:type="spellStart"/>
             <w:r>
               <w:rPr>
                 <w:rFonts w:ascii="Arial" w:hAnsi="Arial" w:cs="Arial"/>
@@ -32871,6 +33205,7 @@
               </w:rPr>
               <w:t>framework</w:t>
             </w:r>
+            <w:proofErr w:type="spellEnd"/>
             <w:r>
               <w:rPr>
                 <w:rFonts w:ascii="Arial" w:hAnsi="Arial" w:cs="Arial"/>
@@ -52906,6 +53241,19 @@
 </file>
 
 <file path=customXml/item1.xml><?xml version="1.0" encoding="utf-8"?>
+<?mso-contentType ?>
+<FormTemplates xmlns="http://schemas.microsoft.com/sharepoint/v3/contenttype/forms">
+  <Display>DocumentLibraryForm</Display>
+  <Edit>DocumentLibraryForm</Edit>
+  <New>DocumentLibraryForm</New>
+</FormTemplates>
+</file>
+
+<file path=customXml/item2.xml><?xml version="1.0" encoding="utf-8"?>
+<b:Sources xmlns:b="http://schemas.openxmlformats.org/officeDocument/2006/bibliography" xmlns="http://schemas.openxmlformats.org/officeDocument/2006/bibliography" SelectedStyle="/APASixthEditionOfficeOnline.xsl" StyleName="APA" Version="6"/>
+</file>
+
+<file path=customXml/item3.xml><?xml version="1.0" encoding="utf-8"?>
 <ct:contentTypeSchema xmlns:ct="http://schemas.microsoft.com/office/2006/metadata/contentType" xmlns:ma="http://schemas.microsoft.com/office/2006/metadata/properties/metaAttributes" ct:_="" ma:_="" ma:contentTypeName="Document" ma:contentTypeID="0x0101008AE0F883AF2FBF40B99517BA0C06EE18" ma:contentTypeVersion="12" ma:contentTypeDescription="Crée un document." ma:contentTypeScope="" ma:versionID="445d13d1896fb7d8a8ec4c2c44985985">
   <xsd:schema xmlns:xsd="http://www.w3.org/2001/XMLSchema" xmlns:xs="http://www.w3.org/2001/XMLSchema" xmlns:p="http://schemas.microsoft.com/office/2006/metadata/properties" xmlns:ns2="665588ff-5dd3-431a-aaf4-bd4a76d54561" xmlns:ns3="8dfcfa40-b15b-4f0f-a13d-24527312d446" targetNamespace="http://schemas.microsoft.com/office/2006/metadata/properties" ma:root="true" ma:fieldsID="dbe3dc835e4d4d8f1ad9eb10187843d0" ns2:_="" ns3:_="">
     <xsd:import namespace="665588ff-5dd3-431a-aaf4-bd4a76d54561"/>
@@ -53106,19 +53454,6 @@
 </ct:contentTypeSchema>
 </file>
 
-<file path=customXml/item2.xml><?xml version="1.0" encoding="utf-8"?>
-<b:Sources xmlns:b="http://schemas.openxmlformats.org/officeDocument/2006/bibliography" xmlns="http://schemas.openxmlformats.org/officeDocument/2006/bibliography" SelectedStyle="/APASixthEditionOfficeOnline.xsl" StyleName="APA" Version="6"/>
-</file>
-
-<file path=customXml/item3.xml><?xml version="1.0" encoding="utf-8"?>
-<?mso-contentType ?>
-<FormTemplates xmlns="http://schemas.microsoft.com/sharepoint/v3/contenttype/forms">
-  <Display>DocumentLibraryForm</Display>
-  <Edit>DocumentLibraryForm</Edit>
-  <New>DocumentLibraryForm</New>
-</FormTemplates>
-</file>
-
 <file path=customXml/item4.xml><?xml version="1.0" encoding="utf-8"?>
 <p:properties xmlns:p="http://schemas.microsoft.com/office/2006/metadata/properties" xmlns:xsi="http://www.w3.org/2001/XMLSchema-instance" xmlns:pc="http://schemas.microsoft.com/office/infopath/2007/PartnerControls">
   <documentManagement>
@@ -53131,6 +53466,22 @@
 </file>
 
 <file path=customXml/itemProps1.xml><?xml version="1.0" encoding="utf-8"?>
+<ds:datastoreItem xmlns:ds="http://schemas.openxmlformats.org/officeDocument/2006/customXml" ds:itemID="{8EDDED75-5153-4F6C-B3C4-1378E2345D6E}">
+  <ds:schemaRefs>
+    <ds:schemaRef ds:uri="http://schemas.microsoft.com/sharepoint/v3/contenttype/forms"/>
+  </ds:schemaRefs>
+</ds:datastoreItem>
+</file>
+
+<file path=customXml/itemProps2.xml><?xml version="1.0" encoding="utf-8"?>
+<ds:datastoreItem xmlns:ds="http://schemas.openxmlformats.org/officeDocument/2006/customXml" ds:itemID="{5B9A59D0-D70D-4250-BFDA-A75B70B6051A}">
+  <ds:schemaRefs>
+    <ds:schemaRef ds:uri="http://schemas.openxmlformats.org/officeDocument/2006/bibliography"/>
+  </ds:schemaRefs>
+</ds:datastoreItem>
+</file>
+
+<file path=customXml/itemProps3.xml><?xml version="1.0" encoding="utf-8"?>
 <ds:datastoreItem xmlns:ds="http://schemas.openxmlformats.org/officeDocument/2006/customXml" ds:itemID="{66C14E04-9C80-495A-9B8B-8CDEDA56499B}">
   <ds:schemaRefs>
     <ds:schemaRef ds:uri="http://schemas.microsoft.com/office/2006/metadata/contentType"/>
@@ -53149,22 +53500,6 @@
 </ds:datastoreItem>
 </file>
 
-<file path=customXml/itemProps2.xml><?xml version="1.0" encoding="utf-8"?>
-<ds:datastoreItem xmlns:ds="http://schemas.openxmlformats.org/officeDocument/2006/customXml" ds:itemID="{5B9A59D0-D70D-4250-BFDA-A75B70B6051A}">
-  <ds:schemaRefs>
-    <ds:schemaRef ds:uri="http://schemas.openxmlformats.org/officeDocument/2006/bibliography"/>
-  </ds:schemaRefs>
-</ds:datastoreItem>
-</file>
-
-<file path=customXml/itemProps3.xml><?xml version="1.0" encoding="utf-8"?>
-<ds:datastoreItem xmlns:ds="http://schemas.openxmlformats.org/officeDocument/2006/customXml" ds:itemID="{8EDDED75-5153-4F6C-B3C4-1378E2345D6E}">
-  <ds:schemaRefs>
-    <ds:schemaRef ds:uri="http://schemas.microsoft.com/sharepoint/v3/contenttype/forms"/>
-  </ds:schemaRefs>
-</ds:datastoreItem>
-</file>
-
 <file path=customXml/itemProps4.xml><?xml version="1.0" encoding="utf-8"?>
 <ds:datastoreItem xmlns:ds="http://schemas.openxmlformats.org/officeDocument/2006/customXml" ds:itemID="{588A1C1D-4FFB-49A8-9C90-C823A1A5BAC6}">
   <ds:schemaRefs>

--- a/7- Annexes 7 - Epreuve E5 - BTS SIO 2026-2.docx
+++ b/7- Annexes 7 - Epreuve E5 - BTS SIO 2026-2.docx
@@ -2934,23 +2934,13 @@
         </w:rPr>
         <w:t xml:space="preserve">de la cheffe ou du </w:t>
       </w:r>
-      <w:proofErr w:type="spellStart"/>
       <w:r>
         <w:rPr>
           <w:rFonts w:ascii="Arial" w:hAnsi="Arial"/>
           <w:sz w:val="20"/>
           <w:szCs w:val="20"/>
         </w:rPr>
-        <w:t>du</w:t>
-      </w:r>
-      <w:proofErr w:type="spellEnd"/>
-      <w:r>
-        <w:rPr>
-          <w:rFonts w:ascii="Arial" w:hAnsi="Arial"/>
-          <w:sz w:val="20"/>
-          <w:szCs w:val="20"/>
-        </w:rPr>
-        <w:t xml:space="preserve"> chef d’établissement à une date fixée par</w:t>
+        <w:t>du chef d’établissement à une date fixée par</w:t>
       </w:r>
       <w:r>
         <w:rPr>
@@ -3820,7 +3810,7 @@
                 <w:sz w:val="20"/>
                 <w:szCs w:val="20"/>
               </w:rPr>
-              <w:t>4</w:t>
+              <w:t>5</w:t>
             </w:r>
             <w:r>
               <w:rPr>
@@ -3898,21 +3888,12 @@
                 <w:sz w:val="20"/>
               </w:rPr>
             </w:pPr>
-            <w:proofErr w:type="spellStart"/>
-            <w:r>
-              <w:rPr>
-                <w:rFonts w:ascii="Arial" w:hAnsi="Arial" w:cs="Arial"/>
-                <w:sz w:val="20"/>
-              </w:rPr>
-              <w:t>Mediaschool</w:t>
-            </w:r>
-            <w:proofErr w:type="spellEnd"/>
-            <w:r>
-              <w:rPr>
-                <w:rFonts w:ascii="Arial" w:hAnsi="Arial" w:cs="Arial"/>
-                <w:sz w:val="20"/>
-              </w:rPr>
-              <w:t xml:space="preserve"> / IRIS Nice</w:t>
+            <w:r>
+              <w:rPr>
+                <w:rFonts w:ascii="Arial" w:hAnsi="Arial" w:cs="Arial"/>
+                <w:sz w:val="20"/>
+              </w:rPr>
+              <w:t>Mediaschool / IRIS Nice</w:t>
             </w:r>
           </w:p>
         </w:tc>
@@ -3999,54 +3980,8 @@
                 <w:sz w:val="20"/>
                 <w:szCs w:val="24"/>
               </w:rPr>
-              <w:t xml:space="preserve">Configuration de </w:t>
-            </w:r>
-            <w:proofErr w:type="spellStart"/>
-            <w:r>
-              <w:rPr>
-                <w:bCs/>
-                <w:sz w:val="20"/>
-                <w:szCs w:val="24"/>
-              </w:rPr>
-              <w:t>Grafana</w:t>
-            </w:r>
-            <w:proofErr w:type="spellEnd"/>
-            <w:r>
-              <w:rPr>
-                <w:bCs/>
-                <w:sz w:val="20"/>
-                <w:szCs w:val="24"/>
-              </w:rPr>
-              <w:t xml:space="preserve">, Prometheus et </w:t>
-            </w:r>
-            <w:proofErr w:type="spellStart"/>
-            <w:r>
-              <w:rPr>
-                <w:bCs/>
-                <w:sz w:val="20"/>
-                <w:szCs w:val="24"/>
-              </w:rPr>
-              <w:t>Dokuwiki</w:t>
-            </w:r>
-            <w:proofErr w:type="spellEnd"/>
-            <w:r>
-              <w:rPr>
-                <w:bCs/>
-                <w:sz w:val="20"/>
-                <w:szCs w:val="24"/>
-              </w:rPr>
-              <w:t xml:space="preserve"> via </w:t>
-            </w:r>
-            <w:proofErr w:type="spellStart"/>
-            <w:r>
-              <w:rPr>
-                <w:bCs/>
-                <w:sz w:val="20"/>
-                <w:szCs w:val="24"/>
-              </w:rPr>
-              <w:t>Traefik</w:t>
-            </w:r>
-            <w:proofErr w:type="spellEnd"/>
+              <w:t>Configuration de Grafana, Prometheus et Dokuwiki via Traefik</w:t>
+            </w:r>
           </w:p>
         </w:tc>
       </w:tr>
@@ -4129,23 +4064,13 @@
               </w:rPr>
               <w:t xml:space="preserve"> </w:t>
             </w:r>
-            <w:proofErr w:type="spellStart"/>
             <w:r>
               <w:rPr>
                 <w:bCs/>
                 <w:sz w:val="20"/>
                 <w:szCs w:val="24"/>
               </w:rPr>
-              <w:t>Mediaschool</w:t>
-            </w:r>
-            <w:proofErr w:type="spellEnd"/>
-            <w:r>
-              <w:rPr>
-                <w:bCs/>
-                <w:sz w:val="20"/>
-                <w:szCs w:val="24"/>
-              </w:rPr>
-              <w:t xml:space="preserve"> / IRIS Nice</w:t>
+              <w:t>Mediaschool / IRIS Nice</w:t>
             </w:r>
           </w:p>
           <w:p>
@@ -4680,61 +4605,7 @@
                 <w:bCs/>
                 <w:sz w:val="20"/>
               </w:rPr>
-              <w:t>L’infrastructure réseau de l’école et Active Directory ont déjà été installés. Il est désormais attendu d’installer des services (</w:t>
-            </w:r>
-            <w:proofErr w:type="spellStart"/>
-            <w:r>
-              <w:rPr>
-                <w:rFonts w:ascii="Arial" w:hAnsi="Arial" w:cs="Arial"/>
-                <w:bCs/>
-                <w:sz w:val="20"/>
-              </w:rPr>
-              <w:t>Grafana</w:t>
-            </w:r>
-            <w:proofErr w:type="spellEnd"/>
-            <w:r>
-              <w:rPr>
-                <w:rFonts w:ascii="Arial" w:hAnsi="Arial" w:cs="Arial"/>
-                <w:bCs/>
-                <w:sz w:val="20"/>
-              </w:rPr>
-              <w:t xml:space="preserve">, Prometheus, </w:t>
-            </w:r>
-            <w:proofErr w:type="spellStart"/>
-            <w:r>
-              <w:rPr>
-                <w:rFonts w:ascii="Arial" w:hAnsi="Arial" w:cs="Arial"/>
-                <w:bCs/>
-                <w:sz w:val="20"/>
-              </w:rPr>
-              <w:t>Dokuwiki</w:t>
-            </w:r>
-            <w:proofErr w:type="spellEnd"/>
-            <w:r>
-              <w:rPr>
-                <w:rFonts w:ascii="Arial" w:hAnsi="Arial" w:cs="Arial"/>
-                <w:bCs/>
-                <w:sz w:val="20"/>
-              </w:rPr>
-              <w:t xml:space="preserve">) via un point d’accès central grâce au reverse proxy </w:t>
-            </w:r>
-            <w:proofErr w:type="spellStart"/>
-            <w:r>
-              <w:rPr>
-                <w:rFonts w:ascii="Arial" w:hAnsi="Arial" w:cs="Arial"/>
-                <w:bCs/>
-                <w:sz w:val="20"/>
-              </w:rPr>
-              <w:t>Traefik</w:t>
-            </w:r>
-            <w:proofErr w:type="spellEnd"/>
-            <w:r>
-              <w:rPr>
-                <w:rFonts w:ascii="Arial" w:hAnsi="Arial" w:cs="Arial"/>
-                <w:bCs/>
-                <w:sz w:val="20"/>
-              </w:rPr>
-              <w:t>.</w:t>
+              <w:t>L’infrastructure réseau de l’école et Active Directory ont déjà été installés. Il est désormais attendu d’installer des services (Grafana, Prometheus, Dokuwiki) via un point d’accès central grâce au reverse proxy Traefik.</w:t>
             </w:r>
           </w:p>
         </w:tc>
@@ -4831,36 +4702,8 @@
                 <w:bCs/>
                 <w:sz w:val="20"/>
               </w:rPr>
-              <w:t xml:space="preserve">mprendre le fonctionnement des différents services (installation et accès à </w:t>
-            </w:r>
-            <w:proofErr w:type="spellStart"/>
-            <w:r>
-              <w:rPr>
-                <w:rFonts w:ascii="Arial" w:hAnsi="Arial" w:cs="Arial"/>
-                <w:bCs/>
-                <w:sz w:val="20"/>
-              </w:rPr>
-              <w:t>Traefik</w:t>
-            </w:r>
-            <w:proofErr w:type="spellEnd"/>
-            <w:r>
-              <w:rPr>
-                <w:rFonts w:ascii="Arial" w:hAnsi="Arial" w:cs="Arial"/>
-                <w:bCs/>
-                <w:sz w:val="20"/>
-              </w:rPr>
-              <w:t xml:space="preserve">, </w:t>
-            </w:r>
-            <w:proofErr w:type="spellStart"/>
-            <w:r>
-              <w:rPr>
-                <w:rFonts w:ascii="Arial" w:hAnsi="Arial" w:cs="Arial"/>
-                <w:bCs/>
-                <w:sz w:val="20"/>
-              </w:rPr>
-              <w:t>Grafana</w:t>
-            </w:r>
-            <w:proofErr w:type="spellEnd"/>
+              <w:t>mprendre le fonctionnement des différents services (installation et accès à Traefik, Grafana</w:t>
+            </w:r>
             <w:r>
               <w:rPr>
                 <w:rFonts w:ascii="Arial" w:hAnsi="Arial" w:cs="Arial"/>
@@ -4875,175 +4718,15 @@
                 <w:bCs/>
                 <w:sz w:val="20"/>
               </w:rPr>
-              <w:t xml:space="preserve"> Prometheus, </w:t>
-            </w:r>
-            <w:proofErr w:type="spellStart"/>
-            <w:r>
-              <w:rPr>
-                <w:rFonts w:ascii="Arial" w:hAnsi="Arial" w:cs="Arial"/>
-                <w:bCs/>
-                <w:sz w:val="20"/>
-              </w:rPr>
-              <w:t>Dokuwiki</w:t>
-            </w:r>
-            <w:proofErr w:type="spellEnd"/>
-            <w:r>
-              <w:rPr>
-                <w:rFonts w:ascii="Arial" w:hAnsi="Arial" w:cs="Arial"/>
-                <w:bCs/>
-                <w:sz w:val="20"/>
-              </w:rPr>
-              <w:t>)</w:t>
-            </w:r>
-            <w:r>
-              <w:rPr>
-                <w:rFonts w:ascii="Arial" w:hAnsi="Arial" w:cs="Arial"/>
-                <w:bCs/>
-                <w:sz w:val="20"/>
-              </w:rPr>
-              <w:t xml:space="preserve">, </w:t>
-            </w:r>
-            <w:r>
-              <w:rPr>
-                <w:rFonts w:ascii="Arial" w:hAnsi="Arial" w:cs="Arial"/>
-                <w:bCs/>
-                <w:sz w:val="20"/>
-              </w:rPr>
-              <w:t>IT-</w:t>
-            </w:r>
-            <w:proofErr w:type="spellStart"/>
-            <w:r>
-              <w:rPr>
-                <w:rFonts w:ascii="Arial" w:hAnsi="Arial" w:cs="Arial"/>
-                <w:bCs/>
-                <w:sz w:val="20"/>
-              </w:rPr>
-              <w:t>connect</w:t>
-            </w:r>
-            <w:proofErr w:type="spellEnd"/>
-            <w:r>
-              <w:rPr>
-                <w:rFonts w:ascii="Arial" w:hAnsi="Arial" w:cs="Arial"/>
-                <w:bCs/>
-                <w:sz w:val="20"/>
-              </w:rPr>
-              <w:t xml:space="preserve"> pour installer </w:t>
-            </w:r>
-            <w:proofErr w:type="spellStart"/>
-            <w:r>
-              <w:rPr>
-                <w:rFonts w:ascii="Arial" w:hAnsi="Arial" w:cs="Arial"/>
-                <w:bCs/>
-                <w:sz w:val="20"/>
-              </w:rPr>
-              <w:t>sudo</w:t>
-            </w:r>
-            <w:proofErr w:type="spellEnd"/>
-            <w:r>
-              <w:rPr>
-                <w:rFonts w:ascii="Arial" w:hAnsi="Arial" w:cs="Arial"/>
-                <w:bCs/>
-                <w:sz w:val="20"/>
-              </w:rPr>
-              <w:t xml:space="preserve"> et me connecter en </w:t>
-            </w:r>
-            <w:proofErr w:type="spellStart"/>
-            <w:r>
-              <w:rPr>
-                <w:rFonts w:ascii="Arial" w:hAnsi="Arial" w:cs="Arial"/>
-                <w:bCs/>
-                <w:sz w:val="20"/>
-              </w:rPr>
-              <w:t>ssh</w:t>
-            </w:r>
-            <w:proofErr w:type="spellEnd"/>
-            <w:r>
-              <w:rPr>
-                <w:rFonts w:ascii="Arial" w:hAnsi="Arial" w:cs="Arial"/>
-                <w:bCs/>
-                <w:sz w:val="20"/>
-              </w:rPr>
-              <w:t xml:space="preserve">, </w:t>
-            </w:r>
-            <w:r>
-              <w:rPr>
-                <w:rFonts w:ascii="Arial" w:hAnsi="Arial" w:cs="Arial"/>
-                <w:bCs/>
-                <w:sz w:val="20"/>
-              </w:rPr>
-              <w:t>docs.docker.c</w:t>
-            </w:r>
-            <w:r>
-              <w:rPr>
-                <w:rFonts w:ascii="Arial" w:hAnsi="Arial" w:cs="Arial"/>
-                <w:bCs/>
-                <w:sz w:val="20"/>
-              </w:rPr>
-              <w:t xml:space="preserve">om pour installer </w:t>
-            </w:r>
-            <w:r>
-              <w:rPr>
-                <w:rFonts w:ascii="Arial" w:hAnsi="Arial" w:cs="Arial"/>
-                <w:bCs/>
-                <w:sz w:val="20"/>
-              </w:rPr>
-              <w:t>D</w:t>
-            </w:r>
-            <w:r>
-              <w:rPr>
-                <w:rFonts w:ascii="Arial" w:hAnsi="Arial" w:cs="Arial"/>
-                <w:bCs/>
-                <w:sz w:val="20"/>
-              </w:rPr>
-              <w:t xml:space="preserve">ocker et </w:t>
-            </w:r>
-            <w:r>
-              <w:rPr>
-                <w:rFonts w:ascii="Arial" w:hAnsi="Arial" w:cs="Arial"/>
-                <w:bCs/>
-                <w:sz w:val="20"/>
-              </w:rPr>
-              <w:t>D</w:t>
-            </w:r>
-            <w:r>
-              <w:rPr>
-                <w:rFonts w:ascii="Arial" w:hAnsi="Arial" w:cs="Arial"/>
-                <w:bCs/>
-                <w:sz w:val="20"/>
-              </w:rPr>
-              <w:t xml:space="preserve">ocker </w:t>
-            </w:r>
-            <w:r>
-              <w:rPr>
-                <w:rFonts w:ascii="Arial" w:hAnsi="Arial" w:cs="Arial"/>
-                <w:bCs/>
-                <w:sz w:val="20"/>
-              </w:rPr>
-              <w:t>C</w:t>
-            </w:r>
-            <w:r>
-              <w:rPr>
-                <w:rFonts w:ascii="Arial" w:hAnsi="Arial" w:cs="Arial"/>
-                <w:bCs/>
-                <w:sz w:val="20"/>
-              </w:rPr>
-              <w:t>ompose</w:t>
-            </w:r>
-            <w:r>
-              <w:rPr>
-                <w:rFonts w:ascii="Arial" w:hAnsi="Arial" w:cs="Arial"/>
-                <w:bCs/>
-                <w:sz w:val="20"/>
-              </w:rPr>
-              <w:t xml:space="preserve">. </w:t>
-            </w:r>
-            <w:r>
-              <w:rPr>
-                <w:rFonts w:ascii="Arial" w:hAnsi="Arial" w:cs="Arial"/>
-                <w:bCs/>
-                <w:sz w:val="20"/>
-              </w:rPr>
-              <w:t>Exploitation de l'IA comme assistant de veille et de recherche, mobilisé pour approfondir certaines notions et surmonter les obstacles techniques, avec validation croisée des informations.</w:t>
+              <w:t xml:space="preserve"> Prometheus, Dokuwiki)</w:t>
+            </w:r>
+            <w:r>
+              <w:rPr>
+                <w:rFonts w:ascii="Arial" w:hAnsi="Arial" w:cs="Arial"/>
+                <w:bCs/>
+                <w:sz w:val="20"/>
+              </w:rPr>
+              <w:t>.</w:t>
             </w:r>
           </w:p>
           <w:p>
@@ -5062,6 +4745,135 @@
                 <w:bCs/>
                 <w:sz w:val="20"/>
               </w:rPr>
+              <w:t>IT-connect pour installer sudo et me connecter en ssh</w:t>
+            </w:r>
+            <w:r>
+              <w:rPr>
+                <w:rFonts w:ascii="Arial" w:hAnsi="Arial" w:cs="Arial"/>
+                <w:bCs/>
+                <w:sz w:val="20"/>
+              </w:rPr>
+              <w:t>.</w:t>
+            </w:r>
+          </w:p>
+          <w:p>
+            <w:pPr>
+              <w:snapToGrid w:val="0"/>
+              <w:jc w:val="both"/>
+              <w:rPr>
+                <w:rFonts w:ascii="Arial" w:hAnsi="Arial" w:cs="Arial"/>
+                <w:bCs/>
+                <w:sz w:val="20"/>
+              </w:rPr>
+            </w:pPr>
+            <w:r>
+              <w:rPr>
+                <w:rFonts w:ascii="Arial" w:hAnsi="Arial" w:cs="Arial"/>
+                <w:bCs/>
+                <w:sz w:val="20"/>
+              </w:rPr>
+              <w:t>docs.docker.c</w:t>
+            </w:r>
+            <w:r>
+              <w:rPr>
+                <w:rFonts w:ascii="Arial" w:hAnsi="Arial" w:cs="Arial"/>
+                <w:bCs/>
+                <w:sz w:val="20"/>
+              </w:rPr>
+              <w:t xml:space="preserve">om pour installer </w:t>
+            </w:r>
+            <w:r>
+              <w:rPr>
+                <w:rFonts w:ascii="Arial" w:hAnsi="Arial" w:cs="Arial"/>
+                <w:bCs/>
+                <w:sz w:val="20"/>
+              </w:rPr>
+              <w:t>D</w:t>
+            </w:r>
+            <w:r>
+              <w:rPr>
+                <w:rFonts w:ascii="Arial" w:hAnsi="Arial" w:cs="Arial"/>
+                <w:bCs/>
+                <w:sz w:val="20"/>
+              </w:rPr>
+              <w:t xml:space="preserve">ocker et </w:t>
+            </w:r>
+            <w:r>
+              <w:rPr>
+                <w:rFonts w:ascii="Arial" w:hAnsi="Arial" w:cs="Arial"/>
+                <w:bCs/>
+                <w:sz w:val="20"/>
+              </w:rPr>
+              <w:t>D</w:t>
+            </w:r>
+            <w:r>
+              <w:rPr>
+                <w:rFonts w:ascii="Arial" w:hAnsi="Arial" w:cs="Arial"/>
+                <w:bCs/>
+                <w:sz w:val="20"/>
+              </w:rPr>
+              <w:t xml:space="preserve">ocker </w:t>
+            </w:r>
+            <w:r>
+              <w:rPr>
+                <w:rFonts w:ascii="Arial" w:hAnsi="Arial" w:cs="Arial"/>
+                <w:bCs/>
+                <w:sz w:val="20"/>
+              </w:rPr>
+              <w:t>C</w:t>
+            </w:r>
+            <w:r>
+              <w:rPr>
+                <w:rFonts w:ascii="Arial" w:hAnsi="Arial" w:cs="Arial"/>
+                <w:bCs/>
+                <w:sz w:val="20"/>
+              </w:rPr>
+              <w:t>ompos</w:t>
+            </w:r>
+            <w:r>
+              <w:rPr>
+                <w:rFonts w:ascii="Arial" w:hAnsi="Arial" w:cs="Arial"/>
+                <w:bCs/>
+                <w:sz w:val="20"/>
+              </w:rPr>
+              <w:t>e.</w:t>
+            </w:r>
+          </w:p>
+          <w:p>
+            <w:pPr>
+              <w:snapToGrid w:val="0"/>
+              <w:jc w:val="both"/>
+              <w:rPr>
+                <w:rFonts w:ascii="Arial" w:hAnsi="Arial" w:cs="Arial"/>
+                <w:bCs/>
+                <w:sz w:val="20"/>
+              </w:rPr>
+            </w:pPr>
+            <w:r>
+              <w:rPr>
+                <w:rFonts w:ascii="Arial" w:hAnsi="Arial" w:cs="Arial"/>
+                <w:bCs/>
+                <w:sz w:val="20"/>
+              </w:rPr>
+              <w:t>Exploitation de l'IA comme assistant de veille et de recherche, mobilisé pour approfondir certaines notions et surmonter les obstacles techniques, avec validation croisée des informations.</w:t>
+            </w:r>
+          </w:p>
+          <w:p>
+            <w:pPr>
+              <w:snapToGrid w:val="0"/>
+              <w:jc w:val="both"/>
+              <w:rPr>
+                <w:rFonts w:ascii="Arial" w:hAnsi="Arial" w:cs="Arial"/>
+                <w:bCs/>
+                <w:sz w:val="20"/>
+              </w:rPr>
+            </w:pPr>
+            <w:r>
+              <w:rPr>
+                <w:rFonts w:ascii="Arial" w:hAnsi="Arial" w:cs="Arial"/>
+                <w:bCs/>
+                <w:sz w:val="20"/>
+              </w:rPr>
               <w:t>Hyperviseur : VMWare Workstation 17 Pro</w:t>
             </w:r>
             <w:r>
@@ -5142,26 +4954,27 @@
                 <w:bCs/>
                 <w:sz w:val="20"/>
               </w:rPr>
-              <w:t>. Utilisation d</w:t>
-            </w:r>
-            <w:r>
-              <w:rPr>
-                <w:rFonts w:ascii="Arial" w:hAnsi="Arial" w:cs="Arial"/>
-                <w:bCs/>
-                <w:sz w:val="20"/>
-              </w:rPr>
-              <w:t xml:space="preserve">e </w:t>
-            </w:r>
-            <w:proofErr w:type="spellStart"/>
-            <w:r>
-              <w:rPr>
-                <w:rFonts w:ascii="Arial" w:hAnsi="Arial" w:cs="Arial"/>
-                <w:bCs/>
-                <w:sz w:val="20"/>
-              </w:rPr>
-              <w:t>Webvirtcloud</w:t>
-            </w:r>
-            <w:proofErr w:type="spellEnd"/>
+              <w:t xml:space="preserve">. </w:t>
+            </w:r>
+          </w:p>
+          <w:p>
+            <w:pPr>
+              <w:snapToGrid w:val="0"/>
+              <w:jc w:val="both"/>
+              <w:rPr>
+                <w:rFonts w:ascii="Arial" w:hAnsi="Arial" w:cs="Arial"/>
+                <w:bCs/>
+                <w:sz w:val="20"/>
+              </w:rPr>
+            </w:pPr>
+            <w:r>
+              <w:rPr>
+                <w:rFonts w:ascii="Arial" w:hAnsi="Arial" w:cs="Arial"/>
+                <w:bCs/>
+                <w:sz w:val="20"/>
+              </w:rPr>
+              <w:t>Utilisation de Webvirtcloud sur le serveur de l’école qui a pour hyperviseur KVM pour importer mes VM.</w:t>
+            </w:r>
             <w:r>
               <w:rPr>
                 <w:rFonts w:ascii="Arial" w:hAnsi="Arial" w:cs="Arial"/>
@@ -5170,55 +4983,24 @@
               </w:rPr>
               <w:t xml:space="preserve"> </w:t>
             </w:r>
-            <w:r>
-              <w:rPr>
-                <w:rFonts w:ascii="Arial" w:hAnsi="Arial" w:cs="Arial"/>
-                <w:bCs/>
-                <w:sz w:val="20"/>
-              </w:rPr>
-              <w:t xml:space="preserve">sur le serveur de l’école </w:t>
-            </w:r>
-            <w:r>
-              <w:rPr>
-                <w:rFonts w:ascii="Arial" w:hAnsi="Arial" w:cs="Arial"/>
-                <w:bCs/>
-                <w:sz w:val="20"/>
-              </w:rPr>
-              <w:t>pour importer mes VM</w:t>
-            </w:r>
-            <w:r>
-              <w:rPr>
-                <w:rFonts w:ascii="Arial" w:hAnsi="Arial" w:cs="Arial"/>
-                <w:bCs/>
-                <w:sz w:val="20"/>
-              </w:rPr>
-              <w:t xml:space="preserve">, </w:t>
-            </w:r>
-            <w:proofErr w:type="spellStart"/>
-            <w:r>
-              <w:rPr>
-                <w:rFonts w:ascii="Arial" w:hAnsi="Arial" w:cs="Arial"/>
-                <w:bCs/>
-                <w:sz w:val="20"/>
-              </w:rPr>
-              <w:t>WinSCP</w:t>
-            </w:r>
-            <w:proofErr w:type="spellEnd"/>
-            <w:r>
-              <w:rPr>
-                <w:rFonts w:ascii="Arial" w:hAnsi="Arial" w:cs="Arial"/>
-                <w:bCs/>
-                <w:sz w:val="20"/>
-              </w:rPr>
-              <w:t xml:space="preserve"> pour le transfert de fichiers.</w:t>
-            </w:r>
-            <w:r>
-              <w:rPr>
-                <w:rFonts w:ascii="Arial" w:hAnsi="Arial" w:cs="Arial"/>
-                <w:bCs/>
-                <w:sz w:val="20"/>
-              </w:rPr>
-              <w:t xml:space="preserve"> Outils</w:t>
+          </w:p>
+          <w:p>
+            <w:pPr>
+              <w:snapToGrid w:val="0"/>
+              <w:jc w:val="both"/>
+              <w:rPr>
+                <w:rFonts w:ascii="Arial" w:hAnsi="Arial" w:cs="Arial"/>
+                <w:bCs/>
+                <w:sz w:val="20"/>
+              </w:rPr>
+            </w:pPr>
+            <w:r>
+              <w:rPr>
+                <w:rFonts w:ascii="Arial" w:hAnsi="Arial" w:cs="Arial"/>
+                <w:bCs/>
+                <w:sz w:val="20"/>
+              </w:rPr>
+              <w:t>WinSCP pour le transfert de fichiers.</w:t>
             </w:r>
             <w:r>
               <w:rPr>
@@ -5228,6 +5010,33 @@
               </w:rPr>
               <w:t xml:space="preserve"> </w:t>
             </w:r>
+          </w:p>
+          <w:p>
+            <w:pPr>
+              <w:snapToGrid w:val="0"/>
+              <w:jc w:val="both"/>
+              <w:rPr>
+                <w:rFonts w:ascii="Arial" w:hAnsi="Arial" w:cs="Arial"/>
+                <w:bCs/>
+                <w:sz w:val="20"/>
+              </w:rPr>
+            </w:pPr>
+            <w:r>
+              <w:rPr>
+                <w:rFonts w:ascii="Arial" w:hAnsi="Arial" w:cs="Arial"/>
+                <w:bCs/>
+                <w:sz w:val="20"/>
+              </w:rPr>
+              <w:t>Outils</w:t>
+            </w:r>
+            <w:r>
+              <w:rPr>
+                <w:rFonts w:ascii="Arial" w:hAnsi="Arial" w:cs="Arial"/>
+                <w:bCs/>
+                <w:sz w:val="20"/>
+              </w:rPr>
+              <w:t xml:space="preserve"> </w:t>
+            </w:r>
             <w:r>
               <w:rPr>
                 <w:rFonts w:ascii="Arial" w:hAnsi="Arial" w:cs="Arial"/>
@@ -5250,43 +5059,7 @@
                 <w:bCs/>
                 <w:sz w:val="20"/>
               </w:rPr>
-              <w:t xml:space="preserve">, </w:t>
-            </w:r>
-            <w:proofErr w:type="spellStart"/>
-            <w:r>
-              <w:rPr>
-                <w:rFonts w:ascii="Arial" w:hAnsi="Arial" w:cs="Arial"/>
-                <w:bCs/>
-                <w:sz w:val="20"/>
-              </w:rPr>
-              <w:t>Traefik</w:t>
-            </w:r>
-            <w:proofErr w:type="spellEnd"/>
-            <w:r>
-              <w:rPr>
-                <w:rFonts w:ascii="Arial" w:hAnsi="Arial" w:cs="Arial"/>
-                <w:bCs/>
-                <w:sz w:val="20"/>
-              </w:rPr>
-              <w:t xml:space="preserve">, </w:t>
-            </w:r>
-            <w:proofErr w:type="spellStart"/>
-            <w:r>
-              <w:rPr>
-                <w:rFonts w:ascii="Arial" w:hAnsi="Arial" w:cs="Arial"/>
-                <w:bCs/>
-                <w:sz w:val="20"/>
-              </w:rPr>
-              <w:t>Grafana</w:t>
-            </w:r>
-            <w:proofErr w:type="spellEnd"/>
-            <w:r>
-              <w:rPr>
-                <w:rFonts w:ascii="Arial" w:hAnsi="Arial" w:cs="Arial"/>
-                <w:bCs/>
-                <w:sz w:val="20"/>
-              </w:rPr>
-              <w:t>, Prometheus</w:t>
+              <w:t>, Traefik, Grafana, Prometheus</w:t>
             </w:r>
             <w:r>
               <w:rPr>
@@ -5296,7 +5069,6 @@
               </w:rPr>
               <w:t xml:space="preserve"> et </w:t>
             </w:r>
-            <w:proofErr w:type="spellStart"/>
             <w:r>
               <w:rPr>
                 <w:rFonts w:ascii="Arial" w:hAnsi="Arial" w:cs="Arial"/>
@@ -5305,7 +5077,6 @@
               </w:rPr>
               <w:t>Dokuwiki</w:t>
             </w:r>
-            <w:proofErr w:type="spellEnd"/>
             <w:r>
               <w:rPr>
                 <w:rFonts w:ascii="Arial" w:hAnsi="Arial" w:cs="Arial"/>
@@ -5313,6 +5084,52 @@
                 <w:sz w:val="20"/>
               </w:rPr>
               <w:t>.</w:t>
+            </w:r>
+          </w:p>
+          <w:p>
+            <w:pPr>
+              <w:snapToGrid w:val="0"/>
+              <w:jc w:val="both"/>
+              <w:rPr>
+                <w:rFonts w:ascii="Arial" w:hAnsi="Arial" w:cs="Arial"/>
+                <w:bCs/>
+                <w:sz w:val="20"/>
+              </w:rPr>
+            </w:pPr>
+            <w:r>
+              <w:rPr>
+                <w:rFonts w:ascii="Arial" w:hAnsi="Arial" w:cs="Arial"/>
+                <w:bCs/>
+                <w:sz w:val="20"/>
+              </w:rPr>
+              <w:t xml:space="preserve">Modèle du serveur : </w:t>
+            </w:r>
+            <w:r>
+              <w:rPr>
+                <w:rFonts w:ascii="Arial" w:hAnsi="Arial" w:cs="Arial"/>
+                <w:bCs/>
+                <w:sz w:val="20"/>
+              </w:rPr>
+              <w:t>Dell Inc. PowerEdge R640</w:t>
+            </w:r>
+          </w:p>
+          <w:p>
+            <w:pPr>
+              <w:snapToGrid w:val="0"/>
+              <w:jc w:val="both"/>
+              <w:rPr>
+                <w:rFonts w:ascii="Arial" w:hAnsi="Arial" w:cs="Arial"/>
+                <w:bCs/>
+                <w:sz w:val="20"/>
+              </w:rPr>
+            </w:pPr>
+            <w:r>
+              <w:rPr>
+                <w:rFonts w:ascii="Arial" w:hAnsi="Arial" w:cs="Arial"/>
+                <w:bCs/>
+                <w:sz w:val="20"/>
+              </w:rPr>
+              <w:t>Switch : Cisco Catalyst 2960</w:t>
             </w:r>
           </w:p>
         </w:tc>
@@ -5737,7 +5554,6 @@
                 <w:sz w:val="20"/>
                 <w:szCs w:val="20"/>
               </w:rPr>
-              <w:lastRenderedPageBreak/>
               <w:t xml:space="preserve">Descriptif de la </w:t>
             </w:r>
             <w:r>
@@ -5823,18 +5639,15 @@
             </w:r>
           </w:p>
           <w:p>
-            <w:pPr>
-              <w:jc w:val="center"/>
-            </w:pPr>
             <w:r>
               <w:rPr>
                 <w:noProof/>
               </w:rPr>
               <w:drawing>
-                <wp:inline distT="0" distB="0" distL="0" distR="0" wp14:anchorId="43C01B86" wp14:editId="4B29993E">
+                <wp:inline distT="0" distB="0" distL="0" distR="0" wp14:anchorId="3C51883F" wp14:editId="29B7AA65">
                   <wp:extent cx="6294755" cy="5890260"/>
                   <wp:effectExtent l="0" t="0" r="0" b="0"/>
-                  <wp:docPr id="1321935961" name="Image 1"/>
+                  <wp:docPr id="1802219648" name="Image 2"/>
                   <wp:cNvGraphicFramePr>
                     <a:graphicFrameLocks xmlns:a="http://schemas.openxmlformats.org/drawingml/2006/main" noChangeAspect="1"/>
                   </wp:cNvGraphicFramePr>
@@ -5842,7 +5655,7 @@
                     <a:graphicData uri="http://schemas.openxmlformats.org/drawingml/2006/picture">
                       <pic:pic xmlns:pic="http://schemas.openxmlformats.org/drawingml/2006/picture">
                         <pic:nvPicPr>
-                          <pic:cNvPr id="1321935961" name="Image 1321935961"/>
+                          <pic:cNvPr id="1802219648" name="Image 1802219648"/>
                           <pic:cNvPicPr/>
                         </pic:nvPicPr>
                         <pic:blipFill>
@@ -6021,7 +5834,6 @@
                 <w:sz w:val="22"/>
                 <w:szCs w:val="22"/>
               </w:rPr>
-              <w:lastRenderedPageBreak/>
               <w:t xml:space="preserve">BTS </w:t>
             </w:r>
             <w:r>
@@ -33194,7 +33006,6 @@
               </w:rPr>
               <w:t>Exploiter les ressources du cadre applicatif (</w:t>
             </w:r>
-            <w:proofErr w:type="spellStart"/>
             <w:r>
               <w:rPr>
                 <w:rFonts w:ascii="Arial" w:hAnsi="Arial" w:cs="Arial"/>
@@ -33205,7 +33016,6 @@
               </w:rPr>
               <w:t>framework</w:t>
             </w:r>
-            <w:proofErr w:type="spellEnd"/>
             <w:r>
               <w:rPr>
                 <w:rFonts w:ascii="Arial" w:hAnsi="Arial" w:cs="Arial"/>
@@ -53241,19 +53051,17 @@
 </file>
 
 <file path=customXml/item1.xml><?xml version="1.0" encoding="utf-8"?>
-<?mso-contentType ?>
-<FormTemplates xmlns="http://schemas.microsoft.com/sharepoint/v3/contenttype/forms">
-  <Display>DocumentLibraryForm</Display>
-  <Edit>DocumentLibraryForm</Edit>
-  <New>DocumentLibraryForm</New>
-</FormTemplates>
+<p:properties xmlns:p="http://schemas.microsoft.com/office/2006/metadata/properties" xmlns:xsi="http://www.w3.org/2001/XMLSchema-instance" xmlns:pc="http://schemas.microsoft.com/office/infopath/2007/PartnerControls">
+  <documentManagement>
+    <lcf76f155ced4ddcb4097134ff3c332f xmlns="665588ff-5dd3-431a-aaf4-bd4a76d54561">
+      <Terms xmlns="http://schemas.microsoft.com/office/infopath/2007/PartnerControls"/>
+    </lcf76f155ced4ddcb4097134ff3c332f>
+    <TaxCatchAll xmlns="8dfcfa40-b15b-4f0f-a13d-24527312d446" xsi:nil="true"/>
+  </documentManagement>
+</p:properties>
 </file>
 
 <file path=customXml/item2.xml><?xml version="1.0" encoding="utf-8"?>
-<b:Sources xmlns:b="http://schemas.openxmlformats.org/officeDocument/2006/bibliography" xmlns="http://schemas.openxmlformats.org/officeDocument/2006/bibliography" SelectedStyle="/APASixthEditionOfficeOnline.xsl" StyleName="APA" Version="6"/>
-</file>
-
-<file path=customXml/item3.xml><?xml version="1.0" encoding="utf-8"?>
 <ct:contentTypeSchema xmlns:ct="http://schemas.microsoft.com/office/2006/metadata/contentType" xmlns:ma="http://schemas.microsoft.com/office/2006/metadata/properties/metaAttributes" ct:_="" ma:_="" ma:contentTypeName="Document" ma:contentTypeID="0x0101008AE0F883AF2FBF40B99517BA0C06EE18" ma:contentTypeVersion="12" ma:contentTypeDescription="Crée un document." ma:contentTypeScope="" ma:versionID="445d13d1896fb7d8a8ec4c2c44985985">
   <xsd:schema xmlns:xsd="http://www.w3.org/2001/XMLSchema" xmlns:xs="http://www.w3.org/2001/XMLSchema" xmlns:p="http://schemas.microsoft.com/office/2006/metadata/properties" xmlns:ns2="665588ff-5dd3-431a-aaf4-bd4a76d54561" xmlns:ns3="8dfcfa40-b15b-4f0f-a13d-24527312d446" targetNamespace="http://schemas.microsoft.com/office/2006/metadata/properties" ma:root="true" ma:fieldsID="dbe3dc835e4d4d8f1ad9eb10187843d0" ns2:_="" ns3:_="">
     <xsd:import namespace="665588ff-5dd3-431a-aaf4-bd4a76d54561"/>
@@ -53454,34 +53262,31 @@
 </ct:contentTypeSchema>
 </file>
 
+<file path=customXml/item3.xml><?xml version="1.0" encoding="utf-8"?>
+<b:Sources xmlns:b="http://schemas.openxmlformats.org/officeDocument/2006/bibliography" xmlns="http://schemas.openxmlformats.org/officeDocument/2006/bibliography" SelectedStyle="/APASixthEditionOfficeOnline.xsl" StyleName="APA" Version="6"/>
+</file>
+
 <file path=customXml/item4.xml><?xml version="1.0" encoding="utf-8"?>
-<p:properties xmlns:p="http://schemas.microsoft.com/office/2006/metadata/properties" xmlns:xsi="http://www.w3.org/2001/XMLSchema-instance" xmlns:pc="http://schemas.microsoft.com/office/infopath/2007/PartnerControls">
-  <documentManagement>
-    <lcf76f155ced4ddcb4097134ff3c332f xmlns="665588ff-5dd3-431a-aaf4-bd4a76d54561">
-      <Terms xmlns="http://schemas.microsoft.com/office/infopath/2007/PartnerControls"/>
-    </lcf76f155ced4ddcb4097134ff3c332f>
-    <TaxCatchAll xmlns="8dfcfa40-b15b-4f0f-a13d-24527312d446" xsi:nil="true"/>
-  </documentManagement>
-</p:properties>
+<?mso-contentType ?>
+<FormTemplates xmlns="http://schemas.microsoft.com/sharepoint/v3/contenttype/forms">
+  <Display>DocumentLibraryForm</Display>
+  <Edit>DocumentLibraryForm</Edit>
+  <New>DocumentLibraryForm</New>
+</FormTemplates>
 </file>
 
 <file path=customXml/itemProps1.xml><?xml version="1.0" encoding="utf-8"?>
-<ds:datastoreItem xmlns:ds="http://schemas.openxmlformats.org/officeDocument/2006/customXml" ds:itemID="{8EDDED75-5153-4F6C-B3C4-1378E2345D6E}">
+<ds:datastoreItem xmlns:ds="http://schemas.openxmlformats.org/officeDocument/2006/customXml" ds:itemID="{588A1C1D-4FFB-49A8-9C90-C823A1A5BAC6}">
   <ds:schemaRefs>
-    <ds:schemaRef ds:uri="http://schemas.microsoft.com/sharepoint/v3/contenttype/forms"/>
+    <ds:schemaRef ds:uri="http://schemas.microsoft.com/office/2006/metadata/properties"/>
+    <ds:schemaRef ds:uri="http://schemas.microsoft.com/office/infopath/2007/PartnerControls"/>
+    <ds:schemaRef ds:uri="665588ff-5dd3-431a-aaf4-bd4a76d54561"/>
+    <ds:schemaRef ds:uri="8dfcfa40-b15b-4f0f-a13d-24527312d446"/>
   </ds:schemaRefs>
 </ds:datastoreItem>
 </file>
 
 <file path=customXml/itemProps2.xml><?xml version="1.0" encoding="utf-8"?>
-<ds:datastoreItem xmlns:ds="http://schemas.openxmlformats.org/officeDocument/2006/customXml" ds:itemID="{5B9A59D0-D70D-4250-BFDA-A75B70B6051A}">
-  <ds:schemaRefs>
-    <ds:schemaRef ds:uri="http://schemas.openxmlformats.org/officeDocument/2006/bibliography"/>
-  </ds:schemaRefs>
-</ds:datastoreItem>
-</file>
-
-<file path=customXml/itemProps3.xml><?xml version="1.0" encoding="utf-8"?>
 <ds:datastoreItem xmlns:ds="http://schemas.openxmlformats.org/officeDocument/2006/customXml" ds:itemID="{66C14E04-9C80-495A-9B8B-8CDEDA56499B}">
   <ds:schemaRefs>
     <ds:schemaRef ds:uri="http://schemas.microsoft.com/office/2006/metadata/contentType"/>
@@ -53500,13 +53305,18 @@
 </ds:datastoreItem>
 </file>
 
+<file path=customXml/itemProps3.xml><?xml version="1.0" encoding="utf-8"?>
+<ds:datastoreItem xmlns:ds="http://schemas.openxmlformats.org/officeDocument/2006/customXml" ds:itemID="{5B9A59D0-D70D-4250-BFDA-A75B70B6051A}">
+  <ds:schemaRefs>
+    <ds:schemaRef ds:uri="http://schemas.openxmlformats.org/officeDocument/2006/bibliography"/>
+  </ds:schemaRefs>
+</ds:datastoreItem>
+</file>
+
 <file path=customXml/itemProps4.xml><?xml version="1.0" encoding="utf-8"?>
-<ds:datastoreItem xmlns:ds="http://schemas.openxmlformats.org/officeDocument/2006/customXml" ds:itemID="{588A1C1D-4FFB-49A8-9C90-C823A1A5BAC6}">
+<ds:datastoreItem xmlns:ds="http://schemas.openxmlformats.org/officeDocument/2006/customXml" ds:itemID="{8EDDED75-5153-4F6C-B3C4-1378E2345D6E}">
   <ds:schemaRefs>
-    <ds:schemaRef ds:uri="http://schemas.microsoft.com/office/2006/metadata/properties"/>
-    <ds:schemaRef ds:uri="http://schemas.microsoft.com/office/infopath/2007/PartnerControls"/>
-    <ds:schemaRef ds:uri="665588ff-5dd3-431a-aaf4-bd4a76d54561"/>
-    <ds:schemaRef ds:uri="8dfcfa40-b15b-4f0f-a13d-24527312d446"/>
+    <ds:schemaRef ds:uri="http://schemas.microsoft.com/sharepoint/v3/contenttype/forms"/>
   </ds:schemaRefs>
 </ds:datastoreItem>
 </file>
--- a/7- Annexes 7 - Epreuve E5 - BTS SIO 2026-2.docx
+++ b/7- Annexes 7 - Epreuve E5 - BTS SIO 2026-2.docx
@@ -3881,6 +3881,7 @@
               <w:t>Organisation support de la réalisation professionnelle</w:t>
             </w:r>
           </w:p>
+          <w:p/>
           <w:p>
             <w:pPr>
               <w:rPr>
@@ -3895,6 +3896,14 @@
               </w:rPr>
               <w:t>Mediaschool / IRIS Nice</w:t>
             </w:r>
+          </w:p>
+          <w:p>
+            <w:pPr>
+              <w:rPr>
+                <w:rFonts w:ascii="Arial" w:hAnsi="Arial" w:cs="Arial"/>
+                <w:sz w:val="20"/>
+              </w:rPr>
+            </w:pPr>
           </w:p>
         </w:tc>
       </w:tr>
@@ -3961,6 +3970,7 @@
               <w:t xml:space="preserve">  </w:t>
             </w:r>
           </w:p>
+          <w:p/>
           <w:p>
             <w:pPr>
               <w:pStyle w:val="Titre9"/>
@@ -3972,17 +3982,19 @@
               <w:rPr>
                 <w:bCs/>
                 <w:sz w:val="20"/>
-              </w:rPr>
-            </w:pPr>
-            <w:r>
-              <w:rPr>
-                <w:bCs/>
-                <w:sz w:val="20"/>
                 <w:szCs w:val="24"/>
               </w:rPr>
+            </w:pPr>
+            <w:r>
+              <w:rPr>
+                <w:bCs/>
+                <w:sz w:val="20"/>
+                <w:szCs w:val="24"/>
+              </w:rPr>
               <w:t>Configuration de Grafana, Prometheus et Dokuwiki via Traefik</w:t>
             </w:r>
           </w:p>
+          <w:p/>
         </w:tc>
       </w:tr>
       <w:tr>
@@ -4595,6 +4607,17 @@
               <w:jc w:val="both"/>
               <w:rPr>
                 <w:rFonts w:ascii="Arial" w:hAnsi="Arial" w:cs="Arial"/>
+                <w:b/>
+                <w:sz w:val="20"/>
+              </w:rPr>
+            </w:pPr>
+          </w:p>
+          <w:p>
+            <w:pPr>
+              <w:snapToGrid w:val="0"/>
+              <w:jc w:val="both"/>
+              <w:rPr>
+                <w:rFonts w:ascii="Arial" w:hAnsi="Arial" w:cs="Arial"/>
                 <w:bCs/>
                 <w:sz w:val="20"/>
               </w:rPr>
@@ -4607,6 +4630,17 @@
               </w:rPr>
               <w:t>L’infrastructure réseau de l’école et Active Directory ont déjà été installés. Il est désormais attendu d’installer des services (Grafana, Prometheus, Dokuwiki) via un point d’accès central grâce au reverse proxy Traefik.</w:t>
             </w:r>
+          </w:p>
+          <w:p>
+            <w:pPr>
+              <w:snapToGrid w:val="0"/>
+              <w:jc w:val="both"/>
+              <w:rPr>
+                <w:rFonts w:ascii="Arial" w:hAnsi="Arial" w:cs="Arial"/>
+                <w:bCs/>
+                <w:sz w:val="20"/>
+              </w:rPr>
+            </w:pPr>
           </w:p>
         </w:tc>
       </w:tr>
@@ -4684,50 +4718,10 @@
               <w:jc w:val="both"/>
               <w:rPr>
                 <w:rFonts w:ascii="Arial" w:hAnsi="Arial" w:cs="Arial"/>
-                <w:bCs/>
-                <w:sz w:val="20"/>
-              </w:rPr>
-            </w:pPr>
-            <w:r>
-              <w:rPr>
-                <w:rFonts w:ascii="Arial" w:hAnsi="Arial" w:cs="Arial"/>
-                <w:bCs/>
-                <w:sz w:val="20"/>
-              </w:rPr>
-              <w:t>Documentation internet pour co</w:t>
-            </w:r>
-            <w:r>
-              <w:rPr>
-                <w:rFonts w:ascii="Arial" w:hAnsi="Arial" w:cs="Arial"/>
-                <w:bCs/>
-                <w:sz w:val="20"/>
-              </w:rPr>
-              <w:t>mprendre le fonctionnement des différents services (installation et accès à Traefik, Grafana</w:t>
-            </w:r>
-            <w:r>
-              <w:rPr>
-                <w:rFonts w:ascii="Arial" w:hAnsi="Arial" w:cs="Arial"/>
-                <w:bCs/>
-                <w:sz w:val="20"/>
-              </w:rPr>
-              <w:t>,</w:t>
-            </w:r>
-            <w:r>
-              <w:rPr>
-                <w:rFonts w:ascii="Arial" w:hAnsi="Arial" w:cs="Arial"/>
-                <w:bCs/>
-                <w:sz w:val="20"/>
-              </w:rPr>
-              <w:t xml:space="preserve"> Prometheus, Dokuwiki)</w:t>
-            </w:r>
-            <w:r>
-              <w:rPr>
-                <w:rFonts w:ascii="Arial" w:hAnsi="Arial" w:cs="Arial"/>
-                <w:bCs/>
-                <w:sz w:val="20"/>
-              </w:rPr>
-              <w:t>.</w:t>
-            </w:r>
+                <w:b/>
+                <w:sz w:val="20"/>
+              </w:rPr>
+            </w:pPr>
           </w:p>
           <w:p>
             <w:pPr>
@@ -4745,7 +4739,31 @@
                 <w:bCs/>
                 <w:sz w:val="20"/>
               </w:rPr>
-              <w:t>IT-connect pour installer sudo et me connecter en ssh</w:t>
+              <w:t>Documentation internet pour co</w:t>
+            </w:r>
+            <w:r>
+              <w:rPr>
+                <w:rFonts w:ascii="Arial" w:hAnsi="Arial" w:cs="Arial"/>
+                <w:bCs/>
+                <w:sz w:val="20"/>
+              </w:rPr>
+              <w:t>mprendre le fonctionnement des différents services (installation et accès à Traefik, Grafana</w:t>
+            </w:r>
+            <w:r>
+              <w:rPr>
+                <w:rFonts w:ascii="Arial" w:hAnsi="Arial" w:cs="Arial"/>
+                <w:bCs/>
+                <w:sz w:val="20"/>
+              </w:rPr>
+              <w:t>,</w:t>
+            </w:r>
+            <w:r>
+              <w:rPr>
+                <w:rFonts w:ascii="Arial" w:hAnsi="Arial" w:cs="Arial"/>
+                <w:bCs/>
+                <w:sz w:val="20"/>
+              </w:rPr>
+              <w:t xml:space="preserve"> Prometheus, Dokuwiki)</w:t>
             </w:r>
             <w:r>
               <w:rPr>
@@ -4772,71 +4790,15 @@
                 <w:bCs/>
                 <w:sz w:val="20"/>
               </w:rPr>
-              <w:t>docs.docker.c</w:t>
-            </w:r>
-            <w:r>
-              <w:rPr>
-                <w:rFonts w:ascii="Arial" w:hAnsi="Arial" w:cs="Arial"/>
-                <w:bCs/>
-                <w:sz w:val="20"/>
-              </w:rPr>
-              <w:t xml:space="preserve">om pour installer </w:t>
-            </w:r>
-            <w:r>
-              <w:rPr>
-                <w:rFonts w:ascii="Arial" w:hAnsi="Arial" w:cs="Arial"/>
-                <w:bCs/>
-                <w:sz w:val="20"/>
-              </w:rPr>
-              <w:t>D</w:t>
-            </w:r>
-            <w:r>
-              <w:rPr>
-                <w:rFonts w:ascii="Arial" w:hAnsi="Arial" w:cs="Arial"/>
-                <w:bCs/>
-                <w:sz w:val="20"/>
-              </w:rPr>
-              <w:t xml:space="preserve">ocker et </w:t>
-            </w:r>
-            <w:r>
-              <w:rPr>
-                <w:rFonts w:ascii="Arial" w:hAnsi="Arial" w:cs="Arial"/>
-                <w:bCs/>
-                <w:sz w:val="20"/>
-              </w:rPr>
-              <w:t>D</w:t>
-            </w:r>
-            <w:r>
-              <w:rPr>
-                <w:rFonts w:ascii="Arial" w:hAnsi="Arial" w:cs="Arial"/>
-                <w:bCs/>
-                <w:sz w:val="20"/>
-              </w:rPr>
-              <w:t xml:space="preserve">ocker </w:t>
-            </w:r>
-            <w:r>
-              <w:rPr>
-                <w:rFonts w:ascii="Arial" w:hAnsi="Arial" w:cs="Arial"/>
-                <w:bCs/>
-                <w:sz w:val="20"/>
-              </w:rPr>
-              <w:t>C</w:t>
-            </w:r>
-            <w:r>
-              <w:rPr>
-                <w:rFonts w:ascii="Arial" w:hAnsi="Arial" w:cs="Arial"/>
-                <w:bCs/>
-                <w:sz w:val="20"/>
-              </w:rPr>
-              <w:t>ompos</w:t>
-            </w:r>
-            <w:r>
-              <w:rPr>
-                <w:rFonts w:ascii="Arial" w:hAnsi="Arial" w:cs="Arial"/>
-                <w:bCs/>
-                <w:sz w:val="20"/>
-              </w:rPr>
-              <w:t>e.</w:t>
+              <w:t>IT-connect pour installer sudo et me connecter en ssh</w:t>
+            </w:r>
+            <w:r>
+              <w:rPr>
+                <w:rFonts w:ascii="Arial" w:hAnsi="Arial" w:cs="Arial"/>
+                <w:bCs/>
+                <w:sz w:val="20"/>
+              </w:rPr>
+              <w:t>.</w:t>
             </w:r>
           </w:p>
           <w:p>
@@ -4855,7 +4817,71 @@
                 <w:bCs/>
                 <w:sz w:val="20"/>
               </w:rPr>
-              <w:t>Exploitation de l'IA comme assistant de veille et de recherche, mobilisé pour approfondir certaines notions et surmonter les obstacles techniques, avec validation croisée des informations.</w:t>
+              <w:t>docs.docker.c</w:t>
+            </w:r>
+            <w:r>
+              <w:rPr>
+                <w:rFonts w:ascii="Arial" w:hAnsi="Arial" w:cs="Arial"/>
+                <w:bCs/>
+                <w:sz w:val="20"/>
+              </w:rPr>
+              <w:t xml:space="preserve">om pour installer </w:t>
+            </w:r>
+            <w:r>
+              <w:rPr>
+                <w:rFonts w:ascii="Arial" w:hAnsi="Arial" w:cs="Arial"/>
+                <w:bCs/>
+                <w:sz w:val="20"/>
+              </w:rPr>
+              <w:t>D</w:t>
+            </w:r>
+            <w:r>
+              <w:rPr>
+                <w:rFonts w:ascii="Arial" w:hAnsi="Arial" w:cs="Arial"/>
+                <w:bCs/>
+                <w:sz w:val="20"/>
+              </w:rPr>
+              <w:t xml:space="preserve">ocker et </w:t>
+            </w:r>
+            <w:r>
+              <w:rPr>
+                <w:rFonts w:ascii="Arial" w:hAnsi="Arial" w:cs="Arial"/>
+                <w:bCs/>
+                <w:sz w:val="20"/>
+              </w:rPr>
+              <w:t>D</w:t>
+            </w:r>
+            <w:r>
+              <w:rPr>
+                <w:rFonts w:ascii="Arial" w:hAnsi="Arial" w:cs="Arial"/>
+                <w:bCs/>
+                <w:sz w:val="20"/>
+              </w:rPr>
+              <w:t xml:space="preserve">ocker </w:t>
+            </w:r>
+            <w:r>
+              <w:rPr>
+                <w:rFonts w:ascii="Arial" w:hAnsi="Arial" w:cs="Arial"/>
+                <w:bCs/>
+                <w:sz w:val="20"/>
+              </w:rPr>
+              <w:t>C</w:t>
+            </w:r>
+            <w:r>
+              <w:rPr>
+                <w:rFonts w:ascii="Arial" w:hAnsi="Arial" w:cs="Arial"/>
+                <w:bCs/>
+                <w:sz w:val="20"/>
+              </w:rPr>
+              <w:t>ompos</w:t>
+            </w:r>
+            <w:r>
+              <w:rPr>
+                <w:rFonts w:ascii="Arial" w:hAnsi="Arial" w:cs="Arial"/>
+                <w:bCs/>
+                <w:sz w:val="20"/>
+              </w:rPr>
+              <w:t>e.</w:t>
             </w:r>
           </w:p>
           <w:p>
@@ -4874,87 +4900,7 @@
                 <w:bCs/>
                 <w:sz w:val="20"/>
               </w:rPr>
-              <w:t>Hyperviseur : VMWare Workstation 17 Pro</w:t>
-            </w:r>
-            <w:r>
-              <w:rPr>
-                <w:rFonts w:ascii="Arial" w:hAnsi="Arial" w:cs="Arial"/>
-                <w:bCs/>
-                <w:sz w:val="20"/>
-              </w:rPr>
-              <w:t xml:space="preserve">, </w:t>
-            </w:r>
-            <w:r>
-              <w:rPr>
-                <w:rFonts w:ascii="Arial" w:hAnsi="Arial" w:cs="Arial"/>
-                <w:bCs/>
-                <w:sz w:val="20"/>
-              </w:rPr>
-              <w:t>1</w:t>
-            </w:r>
-            <w:r>
-              <w:rPr>
-                <w:rFonts w:ascii="Arial" w:hAnsi="Arial" w:cs="Arial"/>
-                <w:bCs/>
-                <w:sz w:val="20"/>
-              </w:rPr>
-              <w:t xml:space="preserve"> machine virtuelle</w:t>
-            </w:r>
-            <w:r>
-              <w:rPr>
-                <w:rFonts w:ascii="Arial" w:hAnsi="Arial" w:cs="Arial"/>
-                <w:bCs/>
-                <w:sz w:val="20"/>
-              </w:rPr>
-              <w:t xml:space="preserve"> </w:t>
-            </w:r>
-            <w:r>
-              <w:rPr>
-                <w:rFonts w:ascii="Arial" w:hAnsi="Arial" w:cs="Arial"/>
-                <w:bCs/>
-                <w:sz w:val="20"/>
-              </w:rPr>
-              <w:t>(VM) Debian</w:t>
-            </w:r>
-            <w:r>
-              <w:rPr>
-                <w:rFonts w:ascii="Arial" w:hAnsi="Arial" w:cs="Arial"/>
-                <w:bCs/>
-                <w:sz w:val="20"/>
-              </w:rPr>
-              <w:t xml:space="preserve"> </w:t>
-            </w:r>
-            <w:r>
-              <w:rPr>
-                <w:rFonts w:ascii="Arial" w:hAnsi="Arial" w:cs="Arial"/>
-                <w:bCs/>
-                <w:sz w:val="20"/>
-              </w:rPr>
-              <w:t>12 :</w:t>
-            </w:r>
-            <w:r>
-              <w:rPr>
-                <w:rFonts w:ascii="Arial" w:hAnsi="Arial" w:cs="Arial"/>
-                <w:bCs/>
-                <w:sz w:val="20"/>
-              </w:rPr>
-              <w:t xml:space="preserve"> </w:t>
-            </w:r>
-            <w:r>
-              <w:rPr>
-                <w:rFonts w:ascii="Arial" w:hAnsi="Arial" w:cs="Arial"/>
-                <w:bCs/>
-                <w:sz w:val="20"/>
-              </w:rPr>
-              <w:t>Services-2</w:t>
-            </w:r>
-            <w:r>
-              <w:rPr>
-                <w:rFonts w:ascii="Arial" w:hAnsi="Arial" w:cs="Arial"/>
-                <w:bCs/>
-                <w:sz w:val="20"/>
-              </w:rPr>
-              <w:t xml:space="preserve">. </w:t>
+              <w:t>Exploitation de l'IA comme assistant de veille et de recherche, mobilisé pour approfondir certaines notions et surmonter les obstacles techniques, avec validation croisée des informations.</w:t>
             </w:r>
           </w:p>
           <w:p>
@@ -4973,7 +4919,31 @@
                 <w:bCs/>
                 <w:sz w:val="20"/>
               </w:rPr>
-              <w:t>Utilisation de Webvirtcloud sur le serveur de l’école qui a pour hyperviseur KVM pour importer mes VM.</w:t>
+              <w:t>Hyperviseur : VMWare Workstation 17 Pro</w:t>
+            </w:r>
+            <w:r>
+              <w:rPr>
+                <w:rFonts w:ascii="Arial" w:hAnsi="Arial" w:cs="Arial"/>
+                <w:bCs/>
+                <w:sz w:val="20"/>
+              </w:rPr>
+              <w:t xml:space="preserve">, </w:t>
+            </w:r>
+            <w:r>
+              <w:rPr>
+                <w:rFonts w:ascii="Arial" w:hAnsi="Arial" w:cs="Arial"/>
+                <w:bCs/>
+                <w:sz w:val="20"/>
+              </w:rPr>
+              <w:t>1</w:t>
+            </w:r>
+            <w:r>
+              <w:rPr>
+                <w:rFonts w:ascii="Arial" w:hAnsi="Arial" w:cs="Arial"/>
+                <w:bCs/>
+                <w:sz w:val="20"/>
+              </w:rPr>
+              <w:t xml:space="preserve"> machine virtuelle</w:t>
             </w:r>
             <w:r>
               <w:rPr>
@@ -4982,6 +4952,54 @@
                 <w:sz w:val="20"/>
               </w:rPr>
               <w:t xml:space="preserve"> </w:t>
+            </w:r>
+            <w:r>
+              <w:rPr>
+                <w:rFonts w:ascii="Arial" w:hAnsi="Arial" w:cs="Arial"/>
+                <w:bCs/>
+                <w:sz w:val="20"/>
+              </w:rPr>
+              <w:t>(VM) Debian</w:t>
+            </w:r>
+            <w:r>
+              <w:rPr>
+                <w:rFonts w:ascii="Arial" w:hAnsi="Arial" w:cs="Arial"/>
+                <w:bCs/>
+                <w:sz w:val="20"/>
+              </w:rPr>
+              <w:t xml:space="preserve"> </w:t>
+            </w:r>
+            <w:r>
+              <w:rPr>
+                <w:rFonts w:ascii="Arial" w:hAnsi="Arial" w:cs="Arial"/>
+                <w:bCs/>
+                <w:sz w:val="20"/>
+              </w:rPr>
+              <w:t>12 :</w:t>
+            </w:r>
+            <w:r>
+              <w:rPr>
+                <w:rFonts w:ascii="Arial" w:hAnsi="Arial" w:cs="Arial"/>
+                <w:bCs/>
+                <w:sz w:val="20"/>
+              </w:rPr>
+              <w:t xml:space="preserve"> </w:t>
+            </w:r>
+            <w:r>
+              <w:rPr>
+                <w:rFonts w:ascii="Arial" w:hAnsi="Arial" w:cs="Arial"/>
+                <w:bCs/>
+                <w:sz w:val="20"/>
+              </w:rPr>
+              <w:t>Services-2</w:t>
+            </w:r>
+            <w:r>
+              <w:rPr>
+                <w:rFonts w:ascii="Arial" w:hAnsi="Arial" w:cs="Arial"/>
+                <w:bCs/>
+                <w:sz w:val="20"/>
+              </w:rPr>
+              <w:t xml:space="preserve">. </w:t>
             </w:r>
           </w:p>
           <w:p>
@@ -5000,15 +5018,7 @@
                 <w:bCs/>
                 <w:sz w:val="20"/>
               </w:rPr>
-              <w:t>WinSCP pour le transfert de fichiers.</w:t>
-            </w:r>
-            <w:r>
-              <w:rPr>
-                <w:rFonts w:ascii="Arial" w:hAnsi="Arial" w:cs="Arial"/>
-                <w:bCs/>
-                <w:sz w:val="20"/>
-              </w:rPr>
-              <w:t xml:space="preserve"> </w:t>
+              <w:t xml:space="preserve">Utilisation de Webvirtcloud sur le serveur de l’école qui a pour hyperviseur KVM pour importer mes VM. </w:t>
             </w:r>
           </w:p>
           <w:p>
@@ -5027,7 +5037,7 @@
                 <w:bCs/>
                 <w:sz w:val="20"/>
               </w:rPr>
-              <w:t>Outils</w:t>
+              <w:t>WinSCP pour le transfert de fichiers.</w:t>
             </w:r>
             <w:r>
               <w:rPr>
@@ -5036,54 +5046,6 @@
                 <w:sz w:val="20"/>
               </w:rPr>
               <w:t xml:space="preserve"> </w:t>
-            </w:r>
-            <w:r>
-              <w:rPr>
-                <w:rFonts w:ascii="Arial" w:hAnsi="Arial" w:cs="Arial"/>
-                <w:bCs/>
-                <w:sz w:val="20"/>
-              </w:rPr>
-              <w:t xml:space="preserve">utilisés : </w:t>
-            </w:r>
-            <w:r>
-              <w:rPr>
-                <w:rFonts w:ascii="Arial" w:hAnsi="Arial" w:cs="Arial"/>
-                <w:bCs/>
-                <w:sz w:val="20"/>
-              </w:rPr>
-              <w:t>Docker et Docker compose</w:t>
-            </w:r>
-            <w:r>
-              <w:rPr>
-                <w:rFonts w:ascii="Arial" w:hAnsi="Arial" w:cs="Arial"/>
-                <w:bCs/>
-                <w:sz w:val="20"/>
-              </w:rPr>
-              <w:t>, Traefik, Grafana, Prometheus</w:t>
-            </w:r>
-            <w:r>
-              <w:rPr>
-                <w:rFonts w:ascii="Arial" w:hAnsi="Arial" w:cs="Arial"/>
-                <w:bCs/>
-                <w:sz w:val="20"/>
-              </w:rPr>
-              <w:t xml:space="preserve"> et </w:t>
-            </w:r>
-            <w:r>
-              <w:rPr>
-                <w:rFonts w:ascii="Arial" w:hAnsi="Arial" w:cs="Arial"/>
-                <w:bCs/>
-                <w:sz w:val="20"/>
-              </w:rPr>
-              <w:t>Dokuwiki</w:t>
-            </w:r>
-            <w:r>
-              <w:rPr>
-                <w:rFonts w:ascii="Arial" w:hAnsi="Arial" w:cs="Arial"/>
-                <w:bCs/>
-                <w:sz w:val="20"/>
-              </w:rPr>
-              <w:t>.</w:t>
             </w:r>
           </w:p>
           <w:p>
@@ -5102,15 +5064,63 @@
                 <w:bCs/>
                 <w:sz w:val="20"/>
               </w:rPr>
-              <w:t xml:space="preserve">Modèle du serveur : </w:t>
-            </w:r>
-            <w:r>
-              <w:rPr>
-                <w:rFonts w:ascii="Arial" w:hAnsi="Arial" w:cs="Arial"/>
-                <w:bCs/>
-                <w:sz w:val="20"/>
-              </w:rPr>
-              <w:t>Dell Inc. PowerEdge R640</w:t>
+              <w:t>Outils</w:t>
+            </w:r>
+            <w:r>
+              <w:rPr>
+                <w:rFonts w:ascii="Arial" w:hAnsi="Arial" w:cs="Arial"/>
+                <w:bCs/>
+                <w:sz w:val="20"/>
+              </w:rPr>
+              <w:t xml:space="preserve"> </w:t>
+            </w:r>
+            <w:r>
+              <w:rPr>
+                <w:rFonts w:ascii="Arial" w:hAnsi="Arial" w:cs="Arial"/>
+                <w:bCs/>
+                <w:sz w:val="20"/>
+              </w:rPr>
+              <w:t xml:space="preserve">utilisés : </w:t>
+            </w:r>
+            <w:r>
+              <w:rPr>
+                <w:rFonts w:ascii="Arial" w:hAnsi="Arial" w:cs="Arial"/>
+                <w:bCs/>
+                <w:sz w:val="20"/>
+              </w:rPr>
+              <w:t>Docker et Docker compose</w:t>
+            </w:r>
+            <w:r>
+              <w:rPr>
+                <w:rFonts w:ascii="Arial" w:hAnsi="Arial" w:cs="Arial"/>
+                <w:bCs/>
+                <w:sz w:val="20"/>
+              </w:rPr>
+              <w:t>, Traefik, Grafana, Prometheus</w:t>
+            </w:r>
+            <w:r>
+              <w:rPr>
+                <w:rFonts w:ascii="Arial" w:hAnsi="Arial" w:cs="Arial"/>
+                <w:bCs/>
+                <w:sz w:val="20"/>
+              </w:rPr>
+              <w:t xml:space="preserve"> et </w:t>
+            </w:r>
+            <w:r>
+              <w:rPr>
+                <w:rFonts w:ascii="Arial" w:hAnsi="Arial" w:cs="Arial"/>
+                <w:bCs/>
+                <w:sz w:val="20"/>
+              </w:rPr>
+              <w:t>Dokuwiki</w:t>
+            </w:r>
+            <w:r>
+              <w:rPr>
+                <w:rFonts w:ascii="Arial" w:hAnsi="Arial" w:cs="Arial"/>
+                <w:bCs/>
+                <w:sz w:val="20"/>
+              </w:rPr>
+              <w:t>.</w:t>
             </w:r>
           </w:p>
           <w:p>
@@ -5129,8 +5139,46 @@
                 <w:bCs/>
                 <w:sz w:val="20"/>
               </w:rPr>
+              <w:t xml:space="preserve">Modèle du serveur : </w:t>
+            </w:r>
+            <w:r>
+              <w:rPr>
+                <w:rFonts w:ascii="Arial" w:hAnsi="Arial" w:cs="Arial"/>
+                <w:bCs/>
+                <w:sz w:val="20"/>
+              </w:rPr>
+              <w:t>Dell Inc. PowerEdge R640</w:t>
+            </w:r>
+          </w:p>
+          <w:p>
+            <w:pPr>
+              <w:snapToGrid w:val="0"/>
+              <w:jc w:val="both"/>
+              <w:rPr>
+                <w:rFonts w:ascii="Arial" w:hAnsi="Arial" w:cs="Arial"/>
+                <w:bCs/>
+                <w:sz w:val="20"/>
+              </w:rPr>
+            </w:pPr>
+            <w:r>
+              <w:rPr>
+                <w:rFonts w:ascii="Arial" w:hAnsi="Arial" w:cs="Arial"/>
+                <w:bCs/>
+                <w:sz w:val="20"/>
+              </w:rPr>
               <w:t>Switch : Cisco Catalyst 2960</w:t>
             </w:r>
+          </w:p>
+          <w:p>
+            <w:pPr>
+              <w:snapToGrid w:val="0"/>
+              <w:jc w:val="both"/>
+              <w:rPr>
+                <w:rFonts w:ascii="Arial" w:hAnsi="Arial" w:cs="Arial"/>
+                <w:bCs/>
+                <w:sz w:val="20"/>
+              </w:rPr>
+            </w:pPr>
           </w:p>
         </w:tc>
       </w:tr>
@@ -5249,13 +5297,6 @@
             <w:pPr>
               <w:snapToGrid w:val="0"/>
               <w:jc w:val="both"/>
-              <w:rPr>
-                <w:rFonts w:ascii="Arial" w:hAnsi="Arial" w:cs="Arial"/>
-                <w:b/>
-                <w:bCs/>
-                <w:sz w:val="20"/>
-                <w:szCs w:val="20"/>
-              </w:rPr>
             </w:pPr>
             <w:hyperlink r:id="rId11" w:history="1">
               <w:r>
@@ -5317,6 +5358,7 @@
                 <w:sz w:val="22"/>
                 <w:szCs w:val="22"/>
               </w:rPr>
+              <w:lastRenderedPageBreak/>
               <w:br w:type="page"/>
             </w:r>
             <w:r>
@@ -5639,13 +5681,16 @@
             </w:r>
           </w:p>
           <w:p>
+            <w:pPr>
+              <w:jc w:val="center"/>
+            </w:pPr>
             <w:r>
               <w:rPr>
                 <w:noProof/>
               </w:rPr>
               <w:drawing>
-                <wp:inline distT="0" distB="0" distL="0" distR="0" wp14:anchorId="3C51883F" wp14:editId="29B7AA65">
-                  <wp:extent cx="6294755" cy="5890260"/>
+                <wp:inline distT="0" distB="0" distL="0" distR="0" wp14:anchorId="3C51883F" wp14:editId="4C4C9E0D">
+                  <wp:extent cx="4140363" cy="3874307"/>
                   <wp:effectExtent l="0" t="0" r="0" b="0"/>
                   <wp:docPr id="1802219648" name="Image 2"/>
                   <wp:cNvGraphicFramePr>
@@ -5673,7 +5718,7 @@
                         <pic:spPr>
                           <a:xfrm>
                             <a:off x="0" y="0"/>
-                            <a:ext cx="6294755" cy="5890260"/>
+                            <a:ext cx="4176232" cy="3907871"/>
                           </a:xfrm>
                           <a:prstGeom prst="rect">
                             <a:avLst/>
@@ -5712,9 +5757,9 @@
                 <w:noProof/>
               </w:rPr>
               <w:drawing>
-                <wp:inline distT="0" distB="0" distL="0" distR="0" wp14:anchorId="3FDCFF7F" wp14:editId="3B1EDE7C">
-                  <wp:extent cx="5019675" cy="1885950"/>
-                  <wp:effectExtent l="0" t="0" r="9525" b="0"/>
+                <wp:inline distT="0" distB="0" distL="0" distR="0" wp14:anchorId="3FDCFF7F" wp14:editId="26CE5D21">
+                  <wp:extent cx="3770254" cy="1416527"/>
+                  <wp:effectExtent l="0" t="0" r="1905" b="0"/>
                   <wp:docPr id="1745954987" name="Image 2"/>
                   <wp:cNvGraphicFramePr>
                     <a:graphicFrameLocks xmlns:a="http://schemas.openxmlformats.org/drawingml/2006/main" noChangeAspect="1"/>
@@ -5741,7 +5786,7 @@
                         <pic:spPr>
                           <a:xfrm>
                             <a:off x="0" y="0"/>
-                            <a:ext cx="5019675" cy="1885950"/>
+                            <a:ext cx="3843103" cy="1443897"/>
                           </a:xfrm>
                           <a:prstGeom prst="rect">
                             <a:avLst/>
@@ -5765,7 +5810,33 @@
             <w:pPr>
               <w:snapToGrid w:val="0"/>
               <w:spacing w:line="276" w:lineRule="auto"/>
-              <w:jc w:val="center"/>
+            </w:pPr>
+            <w:r>
+              <w:t>Mise en place de Traefik comme reverse proxy. Ajout de Grafana, Prometheus et Dokuwiki via le docker-compose.yml. L’ip de la VM est 192.168.253.147 et le nom de domaine utilisé est mediaschool.local. Accès aux différentes interfaces sur le navigateur.</w:t>
+            </w:r>
+          </w:p>
+          <w:p>
+            <w:pPr>
+              <w:snapToGrid w:val="0"/>
+              <w:spacing w:line="276" w:lineRule="auto"/>
+            </w:pPr>
+          </w:p>
+          <w:p>
+            <w:pPr>
+              <w:snapToGrid w:val="0"/>
+              <w:spacing w:line="276" w:lineRule="auto"/>
+            </w:pPr>
+            <w:r>
+              <w:t>Au début je découvrais Traefik, au fur-à-mesure je devenais un peu plus à l’aise. Cela m’a permis d’installer d’autres services, sur 3 VM différentes pour commencer avec docker run, puis j’ai compris l’utilité du docker-compose et j’ai pu tout centraliser sur une seule VM.</w:t>
+            </w:r>
+            <w:r>
+              <w:t xml:space="preserve"> L’appel d’offre était plus élaboré, techniquement j’étais en difficulté avec beaucoup de notions que je ne connaissais pas.</w:t>
+            </w:r>
+          </w:p>
+          <w:p>
+            <w:pPr>
+              <w:snapToGrid w:val="0"/>
+              <w:spacing w:line="276" w:lineRule="auto"/>
             </w:pPr>
           </w:p>
           <w:p>

--- a/7- Annexes 7 - Epreuve E5 - BTS SIO 2026-2.docx
+++ b/7- Annexes 7 - Epreuve E5 - BTS SIO 2026-2.docx
@@ -512,7 +512,7 @@
                   <w:calcOnExit w:val="0"/>
                   <w:checkBox>
                     <w:sizeAuto/>
-                    <w:default w:val="0"/>
+                    <w:default w:val="1"/>
                   </w:checkBox>
                 </w:ffData>
               </w:fldChar>
@@ -611,7 +611,7 @@
                   <w:calcOnExit w:val="0"/>
                   <w:checkBox>
                     <w:sizeAuto/>
-                    <w:default w:val="1"/>
+                    <w:default w:val="0"/>
                   </w:checkBox>
                 </w:ffData>
               </w:fldChar>
@@ -780,12 +780,21 @@
                 <w:sz w:val="20"/>
               </w:rPr>
             </w:pPr>
+            <w:proofErr w:type="spellStart"/>
             <w:r>
               <w:rPr>
                 <w:rFonts w:ascii="Arial" w:hAnsi="Arial" w:cs="Arial"/>
                 <w:sz w:val="20"/>
               </w:rPr>
-              <w:t>Mediaschool / IRIS Nice</w:t>
+              <w:t>Mediaschool</w:t>
+            </w:r>
+            <w:proofErr w:type="spellEnd"/>
+            <w:r>
+              <w:rPr>
+                <w:rFonts w:ascii="Arial" w:hAnsi="Arial" w:cs="Arial"/>
+                <w:sz w:val="20"/>
+              </w:rPr>
+              <w:t xml:space="preserve"> / IRIS Nice</w:t>
             </w:r>
           </w:p>
           <w:p>
@@ -882,8 +891,54 @@
                 <w:sz w:val="20"/>
                 <w:szCs w:val="24"/>
               </w:rPr>
-              <w:t>Configuration de Grafana, Prometheus et Dokuwiki via Traefik</w:t>
-            </w:r>
+              <w:t xml:space="preserve">Configuration de </w:t>
+            </w:r>
+            <w:proofErr w:type="spellStart"/>
+            <w:r>
+              <w:rPr>
+                <w:bCs/>
+                <w:sz w:val="20"/>
+                <w:szCs w:val="24"/>
+              </w:rPr>
+              <w:t>Grafana</w:t>
+            </w:r>
+            <w:proofErr w:type="spellEnd"/>
+            <w:r>
+              <w:rPr>
+                <w:bCs/>
+                <w:sz w:val="20"/>
+                <w:szCs w:val="24"/>
+              </w:rPr>
+              <w:t xml:space="preserve">, Prometheus et </w:t>
+            </w:r>
+            <w:proofErr w:type="spellStart"/>
+            <w:r>
+              <w:rPr>
+                <w:bCs/>
+                <w:sz w:val="20"/>
+                <w:szCs w:val="24"/>
+              </w:rPr>
+              <w:t>Dokuwiki</w:t>
+            </w:r>
+            <w:proofErr w:type="spellEnd"/>
+            <w:r>
+              <w:rPr>
+                <w:bCs/>
+                <w:sz w:val="20"/>
+                <w:szCs w:val="24"/>
+              </w:rPr>
+              <w:t xml:space="preserve"> via </w:t>
+            </w:r>
+            <w:proofErr w:type="spellStart"/>
+            <w:r>
+              <w:rPr>
+                <w:bCs/>
+                <w:sz w:val="20"/>
+                <w:szCs w:val="24"/>
+              </w:rPr>
+              <w:t>Traefik</w:t>
+            </w:r>
+            <w:proofErr w:type="spellEnd"/>
           </w:p>
           <w:p/>
         </w:tc>
@@ -991,13 +1046,23 @@
               </w:rPr>
               <w:t xml:space="preserve"> </w:t>
             </w:r>
+            <w:proofErr w:type="spellStart"/>
             <w:r>
               <w:rPr>
                 <w:bCs/>
                 <w:sz w:val="20"/>
                 <w:szCs w:val="24"/>
               </w:rPr>
-              <w:t>Mediaschool / IRIS Nice</w:t>
+              <w:t>Mediaschool</w:t>
+            </w:r>
+            <w:proofErr w:type="spellEnd"/>
+            <w:r>
+              <w:rPr>
+                <w:bCs/>
+                <w:sz w:val="20"/>
+                <w:szCs w:val="24"/>
+              </w:rPr>
+              <w:t xml:space="preserve"> / IRIS Nice</w:t>
             </w:r>
           </w:p>
           <w:p>
@@ -1543,7 +1608,61 @@
                 <w:bCs/>
                 <w:sz w:val="20"/>
               </w:rPr>
-              <w:t>L’infrastructure réseau de l’école et Active Directory ont déjà été installés. Il est désormais attendu d’installer des services (Grafana, Prometheus, Dokuwiki) via un point d’accès central grâce au reverse proxy Traefik.</w:t>
+              <w:t>L’infrastructure réseau de l’école et Active Directory ont déjà été installés. Il est désormais attendu d’installer des services (</w:t>
+            </w:r>
+            <w:proofErr w:type="spellStart"/>
+            <w:r>
+              <w:rPr>
+                <w:rFonts w:ascii="Arial" w:hAnsi="Arial" w:cs="Arial"/>
+                <w:bCs/>
+                <w:sz w:val="20"/>
+              </w:rPr>
+              <w:t>Grafana</w:t>
+            </w:r>
+            <w:proofErr w:type="spellEnd"/>
+            <w:r>
+              <w:rPr>
+                <w:rFonts w:ascii="Arial" w:hAnsi="Arial" w:cs="Arial"/>
+                <w:bCs/>
+                <w:sz w:val="20"/>
+              </w:rPr>
+              <w:t xml:space="preserve">, Prometheus, </w:t>
+            </w:r>
+            <w:proofErr w:type="spellStart"/>
+            <w:r>
+              <w:rPr>
+                <w:rFonts w:ascii="Arial" w:hAnsi="Arial" w:cs="Arial"/>
+                <w:bCs/>
+                <w:sz w:val="20"/>
+              </w:rPr>
+              <w:t>Dokuwiki</w:t>
+            </w:r>
+            <w:proofErr w:type="spellEnd"/>
+            <w:r>
+              <w:rPr>
+                <w:rFonts w:ascii="Arial" w:hAnsi="Arial" w:cs="Arial"/>
+                <w:bCs/>
+                <w:sz w:val="20"/>
+              </w:rPr>
+              <w:t xml:space="preserve">) via un point d’accès central grâce au reverse proxy </w:t>
+            </w:r>
+            <w:proofErr w:type="spellStart"/>
+            <w:r>
+              <w:rPr>
+                <w:rFonts w:ascii="Arial" w:hAnsi="Arial" w:cs="Arial"/>
+                <w:bCs/>
+                <w:sz w:val="20"/>
+              </w:rPr>
+              <w:t>Traefik</w:t>
+            </w:r>
+            <w:proofErr w:type="spellEnd"/>
+            <w:r>
+              <w:rPr>
+                <w:rFonts w:ascii="Arial" w:hAnsi="Arial" w:cs="Arial"/>
+                <w:bCs/>
+                <w:sz w:val="20"/>
+              </w:rPr>
+              <w:t>.</w:t>
             </w:r>
           </w:p>
           <w:p>
@@ -1662,23 +1781,69 @@
                 <w:bCs/>
                 <w:sz w:val="20"/>
               </w:rPr>
-              <w:t>mprendre le fonctionnement des différents services (installation et accès à Traefik, Grafana</w:t>
-            </w:r>
+              <w:t xml:space="preserve">mprendre le fonctionnement des différents services (installation et accès à </w:t>
+            </w:r>
+            <w:proofErr w:type="spellStart"/>
             <w:r>
               <w:rPr>
                 <w:rFonts w:ascii="Arial" w:hAnsi="Arial" w:cs="Arial"/>
                 <w:bCs/>
                 <w:sz w:val="20"/>
               </w:rPr>
-              <w:t>,</w:t>
-            </w:r>
+              <w:t>Traefik</w:t>
+            </w:r>
+            <w:proofErr w:type="spellEnd"/>
             <w:r>
               <w:rPr>
                 <w:rFonts w:ascii="Arial" w:hAnsi="Arial" w:cs="Arial"/>
                 <w:bCs/>
                 <w:sz w:val="20"/>
               </w:rPr>
-              <w:t xml:space="preserve"> Prometheus, Dokuwiki)</w:t>
+              <w:t xml:space="preserve">, </w:t>
+            </w:r>
+            <w:proofErr w:type="spellStart"/>
+            <w:r>
+              <w:rPr>
+                <w:rFonts w:ascii="Arial" w:hAnsi="Arial" w:cs="Arial"/>
+                <w:bCs/>
+                <w:sz w:val="20"/>
+              </w:rPr>
+              <w:t>Grafana</w:t>
+            </w:r>
+            <w:proofErr w:type="spellEnd"/>
+            <w:r>
+              <w:rPr>
+                <w:rFonts w:ascii="Arial" w:hAnsi="Arial" w:cs="Arial"/>
+                <w:bCs/>
+                <w:sz w:val="20"/>
+              </w:rPr>
+              <w:t>,</w:t>
+            </w:r>
+            <w:r>
+              <w:rPr>
+                <w:rFonts w:ascii="Arial" w:hAnsi="Arial" w:cs="Arial"/>
+                <w:bCs/>
+                <w:sz w:val="20"/>
+              </w:rPr>
+              <w:t xml:space="preserve"> Prometheus, </w:t>
+            </w:r>
+            <w:proofErr w:type="spellStart"/>
+            <w:r>
+              <w:rPr>
+                <w:rFonts w:ascii="Arial" w:hAnsi="Arial" w:cs="Arial"/>
+                <w:bCs/>
+                <w:sz w:val="20"/>
+              </w:rPr>
+              <w:t>Dokuwiki</w:t>
+            </w:r>
+            <w:proofErr w:type="spellEnd"/>
+            <w:r>
+              <w:rPr>
+                <w:rFonts w:ascii="Arial" w:hAnsi="Arial" w:cs="Arial"/>
+                <w:bCs/>
+                <w:sz w:val="20"/>
+              </w:rPr>
+              <w:t>)</w:t>
             </w:r>
             <w:r>
               <w:rPr>
@@ -1705,8 +1870,54 @@
                 <w:bCs/>
                 <w:sz w:val="20"/>
               </w:rPr>
-              <w:t>IT-connect pour installer sudo et me connecter en ssh</w:t>
-            </w:r>
+              <w:t>IT-</w:t>
+            </w:r>
+            <w:proofErr w:type="spellStart"/>
+            <w:r>
+              <w:rPr>
+                <w:rFonts w:ascii="Arial" w:hAnsi="Arial" w:cs="Arial"/>
+                <w:bCs/>
+                <w:sz w:val="20"/>
+              </w:rPr>
+              <w:t>connect</w:t>
+            </w:r>
+            <w:proofErr w:type="spellEnd"/>
+            <w:r>
+              <w:rPr>
+                <w:rFonts w:ascii="Arial" w:hAnsi="Arial" w:cs="Arial"/>
+                <w:bCs/>
+                <w:sz w:val="20"/>
+              </w:rPr>
+              <w:t xml:space="preserve"> pour installer </w:t>
+            </w:r>
+            <w:proofErr w:type="spellStart"/>
+            <w:r>
+              <w:rPr>
+                <w:rFonts w:ascii="Arial" w:hAnsi="Arial" w:cs="Arial"/>
+                <w:bCs/>
+                <w:sz w:val="20"/>
+              </w:rPr>
+              <w:t>sudo</w:t>
+            </w:r>
+            <w:proofErr w:type="spellEnd"/>
+            <w:r>
+              <w:rPr>
+                <w:rFonts w:ascii="Arial" w:hAnsi="Arial" w:cs="Arial"/>
+                <w:bCs/>
+                <w:sz w:val="20"/>
+              </w:rPr>
+              <w:t xml:space="preserve"> et me connecter en </w:t>
+            </w:r>
+            <w:proofErr w:type="spellStart"/>
+            <w:r>
+              <w:rPr>
+                <w:rFonts w:ascii="Arial" w:hAnsi="Arial" w:cs="Arial"/>
+                <w:bCs/>
+                <w:sz w:val="20"/>
+              </w:rPr>
+              <w:t>ssh</w:t>
+            </w:r>
+            <w:proofErr w:type="spellEnd"/>
             <w:r>
               <w:rPr>
                 <w:rFonts w:ascii="Arial" w:hAnsi="Arial" w:cs="Arial"/>
@@ -1933,7 +2144,25 @@
                 <w:bCs/>
                 <w:sz w:val="20"/>
               </w:rPr>
-              <w:t xml:space="preserve">Utilisation de Webvirtcloud sur le serveur de l’école qui a pour hyperviseur KVM pour importer mes VM. </w:t>
+              <w:t xml:space="preserve">Utilisation de </w:t>
+            </w:r>
+            <w:proofErr w:type="spellStart"/>
+            <w:r>
+              <w:rPr>
+                <w:rFonts w:ascii="Arial" w:hAnsi="Arial" w:cs="Arial"/>
+                <w:bCs/>
+                <w:sz w:val="20"/>
+              </w:rPr>
+              <w:t>Webvirtcloud</w:t>
+            </w:r>
+            <w:proofErr w:type="spellEnd"/>
+            <w:r>
+              <w:rPr>
+                <w:rFonts w:ascii="Arial" w:hAnsi="Arial" w:cs="Arial"/>
+                <w:bCs/>
+                <w:sz w:val="20"/>
+              </w:rPr>
+              <w:t xml:space="preserve"> sur le serveur de l’école qui a pour hyperviseur KVM pour importer mes VM. </w:t>
             </w:r>
           </w:p>
           <w:p>
@@ -1946,13 +2175,23 @@
                 <w:sz w:val="20"/>
               </w:rPr>
             </w:pPr>
+            <w:proofErr w:type="spellStart"/>
             <w:r>
               <w:rPr>
                 <w:rFonts w:ascii="Arial" w:hAnsi="Arial" w:cs="Arial"/>
                 <w:bCs/>
                 <w:sz w:val="20"/>
               </w:rPr>
-              <w:t>WinSCP pour le transfert de fichiers.</w:t>
+              <w:t>WinSCP</w:t>
+            </w:r>
+            <w:proofErr w:type="spellEnd"/>
+            <w:r>
+              <w:rPr>
+                <w:rFonts w:ascii="Arial" w:hAnsi="Arial" w:cs="Arial"/>
+                <w:bCs/>
+                <w:sz w:val="20"/>
+              </w:rPr>
+              <w:t xml:space="preserve"> pour le transfert de fichiers.</w:t>
             </w:r>
             <w:r>
               <w:rPr>
@@ -2011,24 +2250,62 @@
                 <w:bCs/>
                 <w:sz w:val="20"/>
               </w:rPr>
-              <w:t>, Traefik, Grafana, Prometheus</w:t>
-            </w:r>
+              <w:t xml:space="preserve">, </w:t>
+            </w:r>
+            <w:proofErr w:type="spellStart"/>
             <w:r>
               <w:rPr>
                 <w:rFonts w:ascii="Arial" w:hAnsi="Arial" w:cs="Arial"/>
                 <w:bCs/>
                 <w:sz w:val="20"/>
               </w:rPr>
-              <w:t xml:space="preserve"> et </w:t>
-            </w:r>
+              <w:t>Traefik</w:t>
+            </w:r>
+            <w:proofErr w:type="spellEnd"/>
             <w:r>
               <w:rPr>
                 <w:rFonts w:ascii="Arial" w:hAnsi="Arial" w:cs="Arial"/>
                 <w:bCs/>
                 <w:sz w:val="20"/>
               </w:rPr>
+              <w:t xml:space="preserve">, </w:t>
+            </w:r>
+            <w:proofErr w:type="spellStart"/>
+            <w:r>
+              <w:rPr>
+                <w:rFonts w:ascii="Arial" w:hAnsi="Arial" w:cs="Arial"/>
+                <w:bCs/>
+                <w:sz w:val="20"/>
+              </w:rPr>
+              <w:t>Grafana</w:t>
+            </w:r>
+            <w:proofErr w:type="spellEnd"/>
+            <w:r>
+              <w:rPr>
+                <w:rFonts w:ascii="Arial" w:hAnsi="Arial" w:cs="Arial"/>
+                <w:bCs/>
+                <w:sz w:val="20"/>
+              </w:rPr>
+              <w:t>, Prometheus</w:t>
+            </w:r>
+            <w:r>
+              <w:rPr>
+                <w:rFonts w:ascii="Arial" w:hAnsi="Arial" w:cs="Arial"/>
+                <w:bCs/>
+                <w:sz w:val="20"/>
+              </w:rPr>
+              <w:t xml:space="preserve"> et </w:t>
+            </w:r>
+            <w:proofErr w:type="spellStart"/>
+            <w:r>
+              <w:rPr>
+                <w:rFonts w:ascii="Arial" w:hAnsi="Arial" w:cs="Arial"/>
+                <w:bCs/>
+                <w:sz w:val="20"/>
+              </w:rPr>
               <w:t>Dokuwiki</w:t>
             </w:r>
+            <w:proofErr w:type="spellEnd"/>
             <w:r>
               <w:rPr>
                 <w:rFonts w:ascii="Arial" w:hAnsi="Arial" w:cs="Arial"/>
@@ -2727,7 +3004,57 @@
               <w:spacing w:line="276" w:lineRule="auto"/>
             </w:pPr>
             <w:r>
-              <w:t>Mise en place de Traefik comme reverse proxy. Ajout de Grafana, Prometheus et Dokuwiki via le docker-compose.yml. L’ip de la VM est 192.168.253.147 et le nom de domaine utilisé est mediaschool.local. Accès aux différentes interfaces sur le navigateur.</w:t>
+              <w:t xml:space="preserve">Mise en place de </w:t>
+            </w:r>
+            <w:proofErr w:type="spellStart"/>
+            <w:r>
+              <w:t>Traefik</w:t>
+            </w:r>
+            <w:proofErr w:type="spellEnd"/>
+            <w:r>
+              <w:t xml:space="preserve"> comme reverse proxy. Ajout de </w:t>
+            </w:r>
+            <w:proofErr w:type="spellStart"/>
+            <w:r>
+              <w:t>Grafana</w:t>
+            </w:r>
+            <w:proofErr w:type="spellEnd"/>
+            <w:r>
+              <w:t xml:space="preserve">, Prometheus et </w:t>
+            </w:r>
+            <w:proofErr w:type="spellStart"/>
+            <w:r>
+              <w:t>Dokuwiki</w:t>
+            </w:r>
+            <w:proofErr w:type="spellEnd"/>
+            <w:r>
+              <w:t xml:space="preserve"> via le docker-</w:t>
+            </w:r>
+            <w:proofErr w:type="spellStart"/>
+            <w:r>
+              <w:t>compose.yml</w:t>
+            </w:r>
+            <w:proofErr w:type="spellEnd"/>
+            <w:r>
+              <w:t xml:space="preserve">. </w:t>
+            </w:r>
+            <w:proofErr w:type="spellStart"/>
+            <w:r>
+              <w:t>L’ip</w:t>
+            </w:r>
+            <w:proofErr w:type="spellEnd"/>
+            <w:r>
+              <w:t xml:space="preserve"> de la VM est 192.168.253.147 et le nom de domaine utilisé est </w:t>
+            </w:r>
+            <w:proofErr w:type="spellStart"/>
+            <w:proofErr w:type="gramStart"/>
+            <w:r>
+              <w:t>mediaschool.local</w:t>
+            </w:r>
+            <w:proofErr w:type="spellEnd"/>
+            <w:proofErr w:type="gramEnd"/>
+            <w:r>
+              <w:t>. Accès aux différentes interfaces sur le navigateur.</w:t>
             </w:r>
           </w:p>
           <w:p>
@@ -2742,7 +3069,15 @@
               <w:spacing w:line="276" w:lineRule="auto"/>
             </w:pPr>
             <w:r>
-              <w:t>Au début je découvrais Traefik, au fur-à-mesure je devenais un peu plus à l’aise. Cela m’a permis d’installer d’autres services, sur 3 VM différentes pour commencer avec docker run, puis j’ai compris l’utilité du docker-compose et j’ai pu tout centraliser sur une seule VM.</w:t>
+              <w:t xml:space="preserve">Au début je découvrais </w:t>
+            </w:r>
+            <w:proofErr w:type="spellStart"/>
+            <w:r>
+              <w:t>Traefik</w:t>
+            </w:r>
+            <w:proofErr w:type="spellEnd"/>
+            <w:r>
+              <w:t>, au fur-à-mesure je devenais un peu plus à l’aise. Cela m’a permis d’installer d’autres services, sur 3 VM différentes pour commencer avec docker run, puis j’ai compris l’utilité du docker-compose et j’ai pu tout centraliser sur une seule VM.</w:t>
             </w:r>
             <w:r>
               <w:t xml:space="preserve"> L’appel d’offre était plus élaboré, techniquement j’étais en difficulté avec beaucoup de notions que je ne connaissais pas.</w:t>
@@ -17065,7 +17400,14 @@
 </file>
 
 <file path=customXml/item1.xml><?xml version="1.0" encoding="utf-8"?>
-<b:Sources xmlns:b="http://schemas.openxmlformats.org/officeDocument/2006/bibliography" xmlns="http://schemas.openxmlformats.org/officeDocument/2006/bibliography" SelectedStyle="/APASixthEditionOfficeOnline.xsl" StyleName="APA" Version="6"/>
+<p:properties xmlns:p="http://schemas.microsoft.com/office/2006/metadata/properties" xmlns:xsi="http://www.w3.org/2001/XMLSchema-instance" xmlns:pc="http://schemas.microsoft.com/office/infopath/2007/PartnerControls">
+  <documentManagement>
+    <lcf76f155ced4ddcb4097134ff3c332f xmlns="665588ff-5dd3-431a-aaf4-bd4a76d54561">
+      <Terms xmlns="http://schemas.microsoft.com/office/infopath/2007/PartnerControls"/>
+    </lcf76f155ced4ddcb4097134ff3c332f>
+    <TaxCatchAll xmlns="8dfcfa40-b15b-4f0f-a13d-24527312d446" xsi:nil="true"/>
+  </documentManagement>
+</p:properties>
 </file>
 
 <file path=customXml/item2.xml><?xml version="1.0" encoding="utf-8"?>
@@ -17078,14 +17420,7 @@
 </file>
 
 <file path=customXml/item3.xml><?xml version="1.0" encoding="utf-8"?>
-<p:properties xmlns:p="http://schemas.microsoft.com/office/2006/metadata/properties" xmlns:xsi="http://www.w3.org/2001/XMLSchema-instance" xmlns:pc="http://schemas.microsoft.com/office/infopath/2007/PartnerControls">
-  <documentManagement>
-    <lcf76f155ced4ddcb4097134ff3c332f xmlns="665588ff-5dd3-431a-aaf4-bd4a76d54561">
-      <Terms xmlns="http://schemas.microsoft.com/office/infopath/2007/PartnerControls"/>
-    </lcf76f155ced4ddcb4097134ff3c332f>
-    <TaxCatchAll xmlns="8dfcfa40-b15b-4f0f-a13d-24527312d446" xsi:nil="true"/>
-  </documentManagement>
-</p:properties>
+<b:Sources xmlns:b="http://schemas.openxmlformats.org/officeDocument/2006/bibliography" xmlns="http://schemas.openxmlformats.org/officeDocument/2006/bibliography" SelectedStyle="/APASixthEditionOfficeOnline.xsl" StyleName="APA" Version="6"/>
 </file>
 
 <file path=customXml/item4.xml><?xml version="1.0" encoding="utf-8"?>
@@ -17290,9 +17625,12 @@
 </file>
 
 <file path=customXml/itemProps1.xml><?xml version="1.0" encoding="utf-8"?>
-<ds:datastoreItem xmlns:ds="http://schemas.openxmlformats.org/officeDocument/2006/customXml" ds:itemID="{5B9A59D0-D70D-4250-BFDA-A75B70B6051A}">
+<ds:datastoreItem xmlns:ds="http://schemas.openxmlformats.org/officeDocument/2006/customXml" ds:itemID="{588A1C1D-4FFB-49A8-9C90-C823A1A5BAC6}">
   <ds:schemaRefs>
-    <ds:schemaRef ds:uri="http://schemas.openxmlformats.org/officeDocument/2006/bibliography"/>
+    <ds:schemaRef ds:uri="http://schemas.microsoft.com/office/2006/metadata/properties"/>
+    <ds:schemaRef ds:uri="http://schemas.microsoft.com/office/infopath/2007/PartnerControls"/>
+    <ds:schemaRef ds:uri="665588ff-5dd3-431a-aaf4-bd4a76d54561"/>
+    <ds:schemaRef ds:uri="8dfcfa40-b15b-4f0f-a13d-24527312d446"/>
   </ds:schemaRefs>
 </ds:datastoreItem>
 </file>
@@ -17306,12 +17644,9 @@
 </file>
 
 <file path=customXml/itemProps3.xml><?xml version="1.0" encoding="utf-8"?>
-<ds:datastoreItem xmlns:ds="http://schemas.openxmlformats.org/officeDocument/2006/customXml" ds:itemID="{588A1C1D-4FFB-49A8-9C90-C823A1A5BAC6}">
+<ds:datastoreItem xmlns:ds="http://schemas.openxmlformats.org/officeDocument/2006/customXml" ds:itemID="{5B9A59D0-D70D-4250-BFDA-A75B70B6051A}">
   <ds:schemaRefs>
-    <ds:schemaRef ds:uri="http://schemas.microsoft.com/office/2006/metadata/properties"/>
-    <ds:schemaRef ds:uri="http://schemas.microsoft.com/office/infopath/2007/PartnerControls"/>
-    <ds:schemaRef ds:uri="665588ff-5dd3-431a-aaf4-bd4a76d54561"/>
-    <ds:schemaRef ds:uri="8dfcfa40-b15b-4f0f-a13d-24527312d446"/>
+    <ds:schemaRef ds:uri="http://schemas.openxmlformats.org/officeDocument/2006/bibliography"/>
   </ds:schemaRefs>
 </ds:datastoreItem>
 </file>
